--- a/대본/2부/13화_Series_A.docx
+++ b/대본/2부/13화_Series_A.docx
@@ -2,7 +2,7 @@
 <file path=word/document.xml><?xml version="1.0" encoding="utf-8"?>
 <w:document xmlns:w="http://schemas.openxmlformats.org/wordprocessingml/2006/main" xmlns:m="http://schemas.openxmlformats.org/officeDocument/2006/math" xmlns:r="http://schemas.openxmlformats.org/officeDocument/2006/relationships" xmlns:o="urn:schemas-microsoft-com:office:office" xmlns:v="urn:schemas-microsoft-com:vml" xmlns:w10="urn:schemas-microsoft-com:office:word" xmlns:a="http://schemas.openxmlformats.org/drawingml/2006/main" xmlns:pic="http://schemas.openxmlformats.org/drawingml/2006/picture" xmlns:wp="http://schemas.openxmlformats.org/drawingml/2006/wordprocessingDrawing">
   <w:body>
-    <w:bookmarkStart w:id="31" w:name="ship-it-2부-13화"/>
+    <w:bookmarkStart w:id="32" w:name="ship-it-2부-13화"/>
     <w:p>
       <w:pPr>
         <w:pStyle w:val="Heading1"/>
@@ -83,7 +83,7 @@
         <w:t xml:space="preserve"> </w:t>
       </w:r>
       <w:r>
-        <w:t xml:space="preserve">- 규칙: 지문 없음. 전 화 100% 「화자명: 대사」. 1턴 15단어 이내.</w:t>
+        <w:t xml:space="preserve">- 규칙: 지문 없음. 전 화 100% 「화자명: 대사」. 1턴 15단어 이내 + 긴 턴 10~15회(25~35단어).</w:t>
       </w:r>
       <w:r>
         <w:t xml:space="preserve"> </w:t>
@@ -443,13 +443,13 @@
         </w:numPr>
       </w:pPr>
       <w:r>
-        <w:t xml:space="preserve">NOAH: Here’s my rule. We don’t say yes in any meeting. We decide together, inside.</w:t>
-      </w:r>
-      <w:r>
-        <w:t xml:space="preserve"> </w:t>
-      </w:r>
-      <w:r>
-        <w:t xml:space="preserve">노아: 내 원칙은 이거예요. 어떤 미팅에서도</w:t>
+        <w:t xml:space="preserve">NOAH: Here’s my rule. We don’t say yes in any meeting, no matter how good the number sounds. We listen, we ask questions, and then we decide together, inside, as a team.</w:t>
+      </w:r>
+      <w:r>
+        <w:t xml:space="preserve"> </w:t>
+      </w:r>
+      <w:r>
+        <w:t xml:space="preserve">노아: 내 원칙은 이거예요. 숫자가 아무리 좋게 들려도 어떤 미팅에서도</w:t>
       </w:r>
       <w:r>
         <w:t xml:space="preserve"> </w:t>
@@ -464,7 +464,7 @@
         <w:t xml:space="preserve">”</w:t>
       </w:r>
       <w:r>
-        <w:t xml:space="preserve">라고 하지 않는다. 안에서 함께 결정한다.</w:t>
+        <w:t xml:space="preserve">라고 하지 않는다. 듣고, 질문하고, 그다음에 안에서 한 팀으로 함께 결정한다.</w:t>
       </w:r>
     </w:p>
     <w:p>
@@ -621,13 +621,13 @@
         </w:numPr>
       </w:pPr>
       <w:r>
-        <w:t xml:space="preserve">COLE: Sixty. Nobody else will offer you sixty. I promise.</w:t>
-      </w:r>
-      <w:r>
-        <w:t xml:space="preserve"> </w:t>
-      </w:r>
-      <w:r>
-        <w:t xml:space="preserve">콜: 6,000만. 아무도 6,000만은 제시 안 할 거예요. 장담해요.</w:t>
+        <w:t xml:space="preserve">COLE: Sixty. Nobody else will offer you sixty, I promise. We don’t usually pay this much at your stage, but we believe in this team, and we’re putting real money behind it.</w:t>
+      </w:r>
+      <w:r>
+        <w:t xml:space="preserve"> </w:t>
+      </w:r>
+      <w:r>
+        <w:t xml:space="preserve">콜: 6,000만. 아무도 6,000만은 제시 안 할 거예요, 장담해요. 이 단계 회사에 보통 이만큼은 안 주는데, 저희는 이 팀을 믿고, 진짜 돈으로 그걸 보여 드리는 거예요.</w:t>
       </w:r>
     </w:p>
     <w:p>
@@ -723,13 +723,13 @@
         </w:numPr>
       </w:pPr>
       <w:r>
-        <w:t xml:space="preserve">COLE: If you sell, we get double our money first. Then our share of the rest.</w:t>
-      </w:r>
-      <w:r>
-        <w:t xml:space="preserve"> </w:t>
-      </w:r>
-      <w:r>
-        <w:t xml:space="preserve">콜: 회사를 팔면, 저희가 먼저 투자금의 두 배를 받아요. 그다음 나머지에서 지분만큼.</w:t>
+        <w:t xml:space="preserve">COLE: If you sell the company, we get double our money back first. Then we also get our share of whatever is left, like everyone else. It’s very common in tech deals.</w:t>
+      </w:r>
+      <w:r>
+        <w:t xml:space="preserve"> </w:t>
+      </w:r>
+      <w:r>
+        <w:t xml:space="preserve">콜: 회사를 팔면, 저희가 먼저 투자금의 두 배를 돌려받아요. 그다음 남은 것에서도 다른 주주들처럼 지분만큼 받고요. 테크 딜에선 아주 흔한 거예요.</w:t>
       </w:r>
     </w:p>
     <w:p>
@@ -1063,13 +1063,13 @@
         </w:numPr>
       </w:pPr>
       <w:r>
-        <w:t xml:space="preserve">MARCUS: That’s called an exploding offer. Designed to stop you from shopping around.</w:t>
-      </w:r>
-      <w:r>
-        <w:t xml:space="preserve"> </w:t>
-      </w:r>
-      <w:r>
-        <w:t xml:space="preserve">마커스: 그걸 익스플로딩 오퍼라고 해. 다른 데 알아보지 못하게 만든 거지.</w:t>
+        <w:t xml:space="preserve">MARCUS: That’s called an exploding offer. It’s designed to stop you from shopping around, because if you can’t compare offers, you can’t negotiate. In the army, we’d call that controlling the terrain.</w:t>
+      </w:r>
+      <w:r>
+        <w:t xml:space="preserve"> </w:t>
+      </w:r>
+      <w:r>
+        <w:t xml:space="preserve">마커스: 그걸 익스플로딩 오퍼라고 해. 다른 데 알아보지 못하게 만든 거지. 제안을 비교할 수 없으면 협상도 못 하니까. 군대에선 그걸 지형을 장악한다고 하지.</w:t>
       </w:r>
     </w:p>
     <w:p>
@@ -1267,13 +1267,13 @@
         </w:numPr>
       </w:pPr>
       <w:r>
-        <w:t xml:space="preserve">MARCUS: Not yet. That’s our weakest point. Honestly.</w:t>
-      </w:r>
-      <w:r>
-        <w:t xml:space="preserve"> </w:t>
-      </w:r>
-      <w:r>
-        <w:t xml:space="preserve">마커스: 아직은요. 그게 우리의 가장 약한 부분이에요. 솔직히요.</w:t>
+        <w:t xml:space="preserve">MARCUS: Not yet, and honestly, that’s our weakest point. We have one manufacturer and no backup, which breaks my own rule on that sign. Finding a second one is at the top of my list.</w:t>
+      </w:r>
+      <w:r>
+        <w:t xml:space="preserve"> </w:t>
+      </w:r>
+      <w:r>
+        <w:t xml:space="preserve">마커스: 아직은요. 솔직히 그게 우리의 가장 약한 부분이에요. 생산업체가 한 곳뿐이고 백업이 없어요. 저 표지판에 쓴 제 규칙을 스스로 어기고 있는 거죠. 두 번째 업체 찾는 게 제 최우선 과제예요.</w:t>
       </w:r>
     </w:p>
     <w:p>
@@ -1403,13 +1403,13 @@
         </w:numPr>
       </w:pPr>
       <w:r>
-        <w:t xml:space="preserve">PRIYA: Then we report it. Like we reported one point eight.</w:t>
-      </w:r>
-      <w:r>
-        <w:t xml:space="preserve"> </w:t>
-      </w:r>
-      <w:r>
-        <w:t xml:space="preserve">프리야: 그럼 보고하죠. 1.8을 보고했던 것처럼요.</w:t>
+        <w:t xml:space="preserve">PRIYA: Then we report it, exactly like we reported one point eight. A lower number is still a real number, and investors who only want good news are the wrong investors for us.</w:t>
+      </w:r>
+      <w:r>
+        <w:t xml:space="preserve"> </w:t>
+      </w:r>
+      <w:r>
+        <w:t xml:space="preserve">프리야: 그럼 보고하죠. 1.8을 보고했던 것과 똑같이요. 낮은 숫자도 진짜 숫자예요. 좋은 소식만 원하는 투자자라면 우리와 맞지 않는 투자자예요.</w:t>
       </w:r>
     </w:p>
     <w:p>
@@ -1454,13 +1454,13 @@
         </w:numPr>
       </w:pPr>
       <w:r>
-        <w:t xml:space="preserve">VICTORIA: Because you reported it before anyone asked. That’s rare. Now, Halvern.</w:t>
-      </w:r>
-      <w:r>
-        <w:t xml:space="preserve"> </w:t>
-      </w:r>
-      <w:r>
-        <w:t xml:space="preserve">빅토리아: 아무도 묻기 전에 보고했으니까요. 그건 드물어요. 자, 할번 얘기요.</w:t>
+        <w:t xml:space="preserve">VICTORIA: Because you reported it before anyone asked, and that’s rare. In twenty years, I’ve seen many companies hide a bad study until diligence finds it. Now, let’s talk about Halvern.</w:t>
+      </w:r>
+      <w:r>
+        <w:t xml:space="preserve"> </w:t>
+      </w:r>
+      <w:r>
+        <w:t xml:space="preserve">빅토리아: 아무도 묻기 전에 보고했으니까요. 그건 드물어요. 20년 동안 실사에서 들킬 때까지 나쁜 시험 결과를 숨기는 회사를 많이 봤어요. 자, 할번 얘기를 해 보죠.</w:t>
       </w:r>
     </w:p>
     <w:p>
@@ -1753,13 +1753,13 @@
         </w:numPr>
       </w:pPr>
       <w:r>
-        <w:t xml:space="preserve">VICTORIA: On paper. With two-times participating, the real price is much lower.</w:t>
-      </w:r>
-      <w:r>
-        <w:t xml:space="preserve"> </w:t>
-      </w:r>
-      <w:r>
-        <w:t xml:space="preserve">빅토리아: 서류상으로요. 2배 참여형이면 실질 가격은 훨씬 낮아요.</w:t>
+        <w:t xml:space="preserve">VICTORIA: On paper, yes. But you have to read the whole term sheet, not just one line. With a two-times participating preference, the real price is much lower than the headline says.</w:t>
+      </w:r>
+      <w:r>
+        <w:t xml:space="preserve"> </w:t>
+      </w:r>
+      <w:r>
+        <w:t xml:space="preserve">빅토리아: 서류상으로는요. 하지만 한 줄만 보지 말고 텀싯 전체를 읽어야 해요. 2배 참여형 우선권이 붙으면, 실질 가격은 헤드라인 숫자보다 훨씬 낮아요.</w:t>
       </w:r>
     </w:p>
     <w:p>
@@ -1974,13 +1974,13 @@
         </w:numPr>
       </w:pPr>
       <w:r>
-        <w:t xml:space="preserve">ELAINE: When the trial has a problem. When the FDA says no. When Halvern sues you.</w:t>
-      </w:r>
-      <w:r>
-        <w:t xml:space="preserve"> </w:t>
-      </w:r>
-      <w:r>
-        <w:t xml:space="preserve">일레인: 임상에 문제가 생겼을 때. FDA가 안 된다고 할 때. 할번이 소송을 걸 때.</w:t>
+        <w:t xml:space="preserve">ELAINE: When the trial has a problem. When the FDA says no. When Halvern sues you. Those calls always come at night, and you need someone who has been there before.</w:t>
+      </w:r>
+      <w:r>
+        <w:t xml:space="preserve"> </w:t>
+      </w:r>
+      <w:r>
+        <w:t xml:space="preserve">일레인: 임상에 문제가 생겼을 때. FDA가 안 된다고 할 때. 할번이 소송을 걸 때. 그런 전화는 늘 밤에 와요. 그럴 땐 그런 일을 겪어 본 사람이 필요해요.</w:t>
       </w:r>
     </w:p>
     <w:p>
@@ -2059,13 +2059,13 @@
         </w:numPr>
       </w:pPr>
       <w:r>
-        <w:t xml:space="preserve">ELAINE: Then you have your answer. Price matters. Partners matter more.</w:t>
-      </w:r>
-      <w:r>
-        <w:t xml:space="preserve"> </w:t>
-      </w:r>
-      <w:r>
-        <w:t xml:space="preserve">일레인: 그럼 답이 나왔네요. 가격도 중요해요. 하지만 파트너가 더 중요해요.</w:t>
+        <w:t xml:space="preserve">ELAINE: Then you have your answer. Price matters, of course. But partners matter more, because you’ll sit in a boardroom with them for many years, through the good news and the bad.</w:t>
+      </w:r>
+      <w:r>
+        <w:t xml:space="preserve"> </w:t>
+      </w:r>
+      <w:r>
+        <w:t xml:space="preserve">일레인: 그럼 답이 나왔네요. 가격도 물론 중요해요. 하지만 파트너가 더 중요해요. 좋은 소식이든 나쁜 소식이든, 앞으로 오랫동안 그 사람들과 한 이사회실에 앉아 있어야 하니까요.</w:t>
       </w:r>
     </w:p>
     <w:p>
@@ -2222,13 +2222,13 @@
         </w:numPr>
       </w:pPr>
       <w:r>
-        <w:t xml:space="preserve">ELAINE: Good. Don’t change the one thing just because the money got bigger.</w:t>
-      </w:r>
-      <w:r>
-        <w:t xml:space="preserve"> </w:t>
-      </w:r>
-      <w:r>
-        <w:t xml:space="preserve">일레인: 좋아요. 돈이 커졌다고 핵심을 바꾸지 마요.</w:t>
+        <w:t xml:space="preserve">ELAINE: Good. Don’t change the one thing just because the money got bigger. More money brings more meetings, more people and more ideas, and every one of them will pull you sideways.</w:t>
+      </w:r>
+      <w:r>
+        <w:t xml:space="preserve"> </w:t>
+      </w:r>
+      <w:r>
+        <w:t xml:space="preserve">일레인: 좋아요. 돈이 커졌다고 핵심을 바꾸지 마요. 돈이 많아지면 회의도, 사람도, 아이디어도 많아지는데, 그 하나하나가 다 여러분을 옆길로 끌어당길 거예요.</w:t>
       </w:r>
     </w:p>
     <w:p>
@@ -2389,13 +2389,13 @@
         </w:numPr>
       </w:pPr>
       <w:r>
-        <w:t xml:space="preserve">ELENA: Then we have seven weeks to get every site ready. No excuses.</w:t>
-      </w:r>
-      <w:r>
-        <w:t xml:space="preserve"> </w:t>
-      </w:r>
-      <w:r>
-        <w:t xml:space="preserve">엘레나: 그럼 7주 안에 모든 사이트를 준비해야 해요. 변명은 없어요.</w:t>
+        <w:t xml:space="preserve">ELENA: Then we have seven weeks to get every site ready, trained and checked. Fifteen sites, one protocol, no excuses. The first patient is the one everyone will remember.</w:t>
+      </w:r>
+      <w:r>
+        <w:t xml:space="preserve"> </w:t>
+      </w:r>
+      <w:r>
+        <w:t xml:space="preserve">엘레나: 그럼 7주 안에 모든 사이트를 준비하고, 교육하고, 점검해야 해요. 사이트 열다섯 곳, 프로토콜 하나, 변명은 없어요. 첫 환자는 모두가 기억하게 될 환자니까요.</w:t>
       </w:r>
     </w:p>
     <w:p>
@@ -2407,7 +2407,7 @@
     </w:p>
     <w:bookmarkEnd w:id="25"/>
     <w:bookmarkEnd w:id="26"/>
-    <w:bookmarkStart w:id="30" w:name="학습-부록"/>
+    <w:bookmarkStart w:id="31" w:name="학습-부록"/>
     <w:p>
       <w:pPr>
         <w:pStyle w:val="Heading2"/>
@@ -3444,8 +3444,313 @@
       </w:r>
     </w:p>
     <w:bookmarkEnd w:id="29"/>
+    <w:bookmarkStart w:id="30" w:name="긴-발화-분석"/>
+    <w:p>
+      <w:pPr>
+        <w:pStyle w:val="Heading3"/>
+      </w:pPr>
+      <w:r>
+        <w:t xml:space="preserve">④ 긴 발화 분석</w:t>
+      </w:r>
+    </w:p>
+    <w:p>
+      <w:pPr>
+        <w:pStyle w:val="BlockText"/>
+      </w:pPr>
+      <w:r>
+        <w:rPr>
+          <w:bCs/>
+          <w:b/>
+        </w:rPr>
+        <w:t xml:space="preserve">86턴 VICTORIA:</w:t>
+      </w:r>
+      <w:r>
+        <w:t xml:space="preserve"> </w:t>
+      </w:r>
+      <w:r>
+        <w:t xml:space="preserve">“</w:t>
+      </w:r>
+      <w:r>
+        <w:t xml:space="preserve">On paper, yes. But you have to read the whole term sheet, not just one line. With a two-times participating preference, the real price is much lower than the headline says.</w:t>
+      </w:r>
+      <w:r>
+        <w:t xml:space="preserve">”</w:t>
+      </w:r>
+    </w:p>
+    <w:tbl>
+      <w:tblPr>
+        <w:tblStyle w:val="Table"/>
+        <w:tblW w:type="pct" w:w="5000"/>
+        <w:tblLook w:firstRow="1" w:lastRow="0" w:firstColumn="0" w:lastColumn="0" w:noHBand="0" w:noVBand="0" w:val="0020"/>
+        <w:jc w:val="start"/>
+      </w:tblPr>
+      <w:tblGrid>
+        <w:gridCol w:w="2640"/>
+        <w:gridCol w:w="2640"/>
+        <w:gridCol w:w="2640"/>
+      </w:tblGrid>
+      <w:tr>
+        <w:trPr>
+          <w:tblHeader w:val="true"/>
+        </w:trPr>
+        <w:tc>
+          <w:tcPr/>
+          <w:p>
+            <w:pPr>
+              <w:pStyle w:val="Compact"/>
+              <w:jc w:val="left"/>
+            </w:pPr>
+            <w:r>
+              <w:t xml:space="preserve">구조</w:t>
+            </w:r>
+          </w:p>
+        </w:tc>
+        <w:tc>
+          <w:tcPr/>
+          <w:p>
+            <w:pPr>
+              <w:pStyle w:val="Compact"/>
+              <w:jc w:val="left"/>
+            </w:pPr>
+            <w:r>
+              <w:t xml:space="preserve">영어</w:t>
+            </w:r>
+          </w:p>
+        </w:tc>
+        <w:tc>
+          <w:tcPr/>
+          <w:p>
+            <w:pPr>
+              <w:pStyle w:val="Compact"/>
+              <w:jc w:val="left"/>
+            </w:pPr>
+            <w:r>
+              <w:t xml:space="preserve">기능</w:t>
+            </w:r>
+          </w:p>
+        </w:tc>
+      </w:tr>
+      <w:tr>
+        <w:tc>
+          <w:tcPr/>
+          <w:p>
+            <w:pPr>
+              <w:pStyle w:val="Compact"/>
+              <w:jc w:val="left"/>
+            </w:pPr>
+            <w:r>
+              <w:t xml:space="preserve">① 일부 인정</w:t>
+            </w:r>
+          </w:p>
+        </w:tc>
+        <w:tc>
+          <w:tcPr/>
+          <w:p>
+            <w:pPr>
+              <w:pStyle w:val="Compact"/>
+              <w:jc w:val="left"/>
+            </w:pPr>
+            <w:r>
+              <w:t xml:space="preserve">On paper, yes.</w:t>
+            </w:r>
+          </w:p>
+        </w:tc>
+        <w:tc>
+          <w:tcPr/>
+          <w:p>
+            <w:pPr>
+              <w:pStyle w:val="Compact"/>
+              <w:jc w:val="left"/>
+            </w:pPr>
+            <w:r>
+              <w:t xml:space="preserve">상대의 말(더 높은 숫자)을 먼저 인정해 방어심을 낮춤</w:t>
+            </w:r>
+          </w:p>
+        </w:tc>
+      </w:tr>
+      <w:tr>
+        <w:tc>
+          <w:tcPr/>
+          <w:p>
+            <w:pPr>
+              <w:pStyle w:val="Compact"/>
+              <w:jc w:val="left"/>
+            </w:pPr>
+            <w:r>
+              <w:t xml:space="preserve">② 관점 전환</w:t>
+            </w:r>
+          </w:p>
+        </w:tc>
+        <w:tc>
+          <w:tcPr/>
+          <w:p>
+            <w:pPr>
+              <w:pStyle w:val="Compact"/>
+              <w:jc w:val="left"/>
+            </w:pPr>
+            <w:r>
+              <w:t xml:space="preserve">But you have to read the whole term sheet, not just one line.</w:t>
+            </w:r>
+          </w:p>
+        </w:tc>
+        <w:tc>
+          <w:tcPr/>
+          <w:p>
+            <w:pPr>
+              <w:pStyle w:val="Compact"/>
+              <w:jc w:val="left"/>
+            </w:pPr>
+            <w:r>
+              <w:t xml:space="preserve">But으로</w:t>
+            </w:r>
+            <w:r>
+              <w:t xml:space="preserve"> </w:t>
+            </w:r>
+            <w:r>
+              <w:t xml:space="preserve">“</w:t>
+            </w:r>
+            <w:r>
+              <w:t xml:space="preserve">숫자 하나가 아닌 전체를 보라</w:t>
+            </w:r>
+            <w:r>
+              <w:t xml:space="preserve">”</w:t>
+            </w:r>
+            <w:r>
+              <w:t xml:space="preserve">는 기준을 제시</w:t>
+            </w:r>
+          </w:p>
+        </w:tc>
+      </w:tr>
+      <w:tr>
+        <w:tc>
+          <w:tcPr/>
+          <w:p>
+            <w:pPr>
+              <w:pStyle w:val="Compact"/>
+              <w:jc w:val="left"/>
+            </w:pPr>
+            <w:r>
+              <w:t xml:space="preserve">③ 근거(구체 조건)</w:t>
+            </w:r>
+          </w:p>
+        </w:tc>
+        <w:tc>
+          <w:tcPr/>
+          <w:p>
+            <w:pPr>
+              <w:pStyle w:val="Compact"/>
+              <w:jc w:val="left"/>
+            </w:pPr>
+            <w:r>
+              <w:t xml:space="preserve">With a two-times participating preference,</w:t>
+            </w:r>
+          </w:p>
+        </w:tc>
+        <w:tc>
+          <w:tcPr/>
+          <w:p>
+            <w:pPr>
+              <w:pStyle w:val="Compact"/>
+              <w:jc w:val="left"/>
+            </w:pPr>
+            <w:r>
+              <w:t xml:space="preserve">판단을 바꾸는 구체적인 조항을 짚음</w:t>
+            </w:r>
+          </w:p>
+        </w:tc>
+      </w:tr>
+      <w:tr>
+        <w:tc>
+          <w:tcPr/>
+          <w:p>
+            <w:pPr>
+              <w:pStyle w:val="Compact"/>
+              <w:jc w:val="left"/>
+            </w:pPr>
+            <w:r>
+              <w:t xml:space="preserve">④ 결론(재해석)</w:t>
+            </w:r>
+          </w:p>
+        </w:tc>
+        <w:tc>
+          <w:tcPr/>
+          <w:p>
+            <w:pPr>
+              <w:pStyle w:val="Compact"/>
+              <w:jc w:val="left"/>
+            </w:pPr>
+            <w:r>
+              <w:t xml:space="preserve">the real price is much lower than the headline says.</w:t>
+            </w:r>
+          </w:p>
+        </w:tc>
+        <w:tc>
+          <w:tcPr/>
+          <w:p>
+            <w:pPr>
+              <w:pStyle w:val="Compact"/>
+              <w:jc w:val="left"/>
+            </w:pPr>
+            <w:r>
+              <w:t xml:space="preserve">headline vs. real로 숫자의 진짜 의미를 다시 정의</w:t>
+            </w:r>
+          </w:p>
+        </w:tc>
+      </w:tr>
+    </w:tbl>
+    <w:p>
+      <w:pPr>
+        <w:pStyle w:val="BodyText"/>
+      </w:pPr>
+      <w:r>
+        <w:rPr>
+          <w:bCs/>
+          <w:b/>
+        </w:rPr>
+        <w:t xml:space="preserve">활용 패턴:</w:t>
+      </w:r>
+      <w:r>
+        <w:t xml:space="preserve"> </w:t>
+      </w:r>
+      <w:r>
+        <w:t xml:space="preserve">일부 인정(On paper, yes) → But + 판단 기준 → With + 구체 조건 → 진짜 결론</w:t>
+      </w:r>
+      <w:r>
+        <w:t xml:space="preserve"> </w:t>
+      </w:r>
+      <w:r>
+        <w:rPr>
+          <w:bCs/>
+          <w:b/>
+        </w:rPr>
+        <w:t xml:space="preserve">연결 표현:</w:t>
+      </w:r>
+      <w:r>
+        <w:t xml:space="preserve"> </w:t>
+      </w:r>
+      <w:r>
+        <w:t xml:space="preserve">On paper(서류상으로는) · not just A(A만이 아니라) · much lower than…(~보다 훨씬 낮은)</w:t>
+      </w:r>
+      <w:r>
+        <w:t xml:space="preserve"> </w:t>
+      </w:r>
+      <w:r>
+        <w:rPr>
+          <w:bCs/>
+          <w:b/>
+        </w:rPr>
+        <w:t xml:space="preserve">연습:</w:t>
+      </w:r>
+      <w:r>
+        <w:t xml:space="preserve"> </w:t>
+      </w:r>
+      <w:r>
+        <w:t xml:space="preserve">더 싸 보이는 경쟁 견적을 내미는 고객에게, 총비용을 보라고 설득하는 말을 같은 구조로 30단어 안팎으로 해 보기.</w:t>
+      </w:r>
+    </w:p>
     <w:bookmarkEnd w:id="30"/>
     <w:bookmarkEnd w:id="31"/>
+    <w:bookmarkEnd w:id="32"/>
     <w:sectPr/>
   </w:body>
 </w:document>

--- a/대본/2부/13화_Series_A.docx
+++ b/대본/2부/13화_Series_A.docx
@@ -2,7 +2,7 @@
 <file path=word/document.xml><?xml version="1.0" encoding="utf-8"?>
 <w:document xmlns:w="http://schemas.openxmlformats.org/wordprocessingml/2006/main" xmlns:m="http://schemas.openxmlformats.org/officeDocument/2006/math" xmlns:r="http://schemas.openxmlformats.org/officeDocument/2006/relationships" xmlns:o="urn:schemas-microsoft-com:office:office" xmlns:v="urn:schemas-microsoft-com:vml" xmlns:w10="urn:schemas-microsoft-com:office:word" xmlns:a="http://schemas.openxmlformats.org/drawingml/2006/main" xmlns:pic="http://schemas.openxmlformats.org/drawingml/2006/picture" xmlns:wp="http://schemas.openxmlformats.org/drawingml/2006/wordprocessingDrawing">
   <w:body>
-    <w:bookmarkStart w:id="32" w:name="ship-it-2부-13화"/>
+    <w:bookmarkStart w:id="38" w:name="ship-it-2부-13화"/>
     <w:p>
       <w:pPr>
         <w:pStyle w:val="Heading1"/>
@@ -185,320 +185,146 @@
     </w:p>
     <w:p>
       <w:pPr>
-        <w:numPr>
-          <w:ilvl w:val="0"/>
-          <w:numId w:val="1001"/>
-        </w:numPr>
+        <w:pStyle w:val="FirstParagraph"/>
       </w:pPr>
       <w:r>
         <w:t xml:space="preserve">NOAH: Two VCs this week. Bayline today. Cypress tomorrow.</w:t>
       </w:r>
+    </w:p>
+    <w:p>
+      <w:pPr>
+        <w:pStyle w:val="BodyText"/>
+      </w:pPr>
+      <w:r>
+        <w:t xml:space="preserve">MARCUS: Two is one. Good. Never negotiate with only one buyer.</w:t>
+      </w:r>
+    </w:p>
+    <w:p>
+      <w:pPr>
+        <w:pStyle w:val="BodyText"/>
+      </w:pPr>
+      <w:r>
+        <w:t xml:space="preserve">ELENA: What do we know about them?</w:t>
+      </w:r>
+    </w:p>
+    <w:p>
+      <w:pPr>
+        <w:pStyle w:val="BodyText"/>
+      </w:pPr>
+      <w:r>
+        <w:t xml:space="preserve">PRIYA: Bayline is fast. Tech investors. They just started a healthcare fund.</w:t>
+      </w:r>
+    </w:p>
+    <w:p>
+      <w:pPr>
+        <w:pStyle w:val="BodyText"/>
+      </w:pPr>
+      <w:r>
+        <w:t xml:space="preserve">NOAH: Cypress is slow. Healthcare only. Twenty years. They’ve funded six filler companies.</w:t>
+      </w:r>
+    </w:p>
+    <w:p>
+      <w:pPr>
+        <w:pStyle w:val="BodyText"/>
+      </w:pPr>
+      <w:r>
+        <w:t xml:space="preserve">MARCUS: Fast and new, or slow and experienced.</w:t>
+      </w:r>
+    </w:p>
+    <w:p>
+      <w:pPr>
+        <w:pStyle w:val="BodyText"/>
+      </w:pPr>
+      <w:r>
+        <w:t xml:space="preserve">ELENA: Like hiring a surgeon. I’d take slow and experienced.</w:t>
+      </w:r>
+    </w:p>
+    <w:p>
+      <w:pPr>
+        <w:pStyle w:val="BodyText"/>
+      </w:pPr>
+      <w:r>
+        <w:t xml:space="preserve">NOAH: Let’s hear both before we decide.</w:t>
+      </w:r>
+    </w:p>
+    <w:p>
+      <w:pPr>
+        <w:pStyle w:val="BodyText"/>
+      </w:pPr>
+      <w:r>
+        <w:t xml:space="preserve">PRIYA: Elaine texted.</w:t>
+      </w:r>
       <w:r>
         <w:t xml:space="preserve"> </w:t>
       </w:r>
       <w:r>
-        <w:t xml:space="preserve">노아: 이번 주에 VC 두 곳. 오늘은 베이라인, 내일은 사이프러스.</w:t>
-      </w:r>
-    </w:p>
-    <w:p>
-      <w:pPr>
-        <w:numPr>
-          <w:ilvl w:val="0"/>
-          <w:numId w:val="1001"/>
-        </w:numPr>
-      </w:pPr>
-      <w:r>
-        <w:t xml:space="preserve">MARCUS: Two is one. Good. Never negotiate with only one buyer.</w:t>
+        <w:t xml:space="preserve">“</w:t>
+      </w:r>
+      <w:r>
+        <w:t xml:space="preserve">Don’t fall in love with the biggest number.</w:t>
+      </w:r>
+      <w:r>
+        <w:t xml:space="preserve">”</w:t>
+      </w:r>
+    </w:p>
+    <w:p>
+      <w:pPr>
+        <w:pStyle w:val="BodyText"/>
+      </w:pPr>
+      <w:r>
+        <w:t xml:space="preserve">MARCUS: Smart woman.</w:t>
+      </w:r>
+    </w:p>
+    <w:p>
+      <w:pPr>
+        <w:pStyle w:val="BodyText"/>
+      </w:pPr>
+      <w:r>
+        <w:t xml:space="preserve">NOAH: And Richard texted.</w:t>
       </w:r>
       <w:r>
         <w:t xml:space="preserve"> </w:t>
       </w:r>
       <w:r>
-        <w:t xml:space="preserve">마커스: 둘은 하나. 좋아. 살 사람이 하나뿐일 땐 절대 협상하지 마.</w:t>
-      </w:r>
-    </w:p>
-    <w:p>
-      <w:pPr>
-        <w:numPr>
-          <w:ilvl w:val="0"/>
-          <w:numId w:val="1001"/>
-        </w:numPr>
-      </w:pPr>
-      <w:r>
-        <w:t xml:space="preserve">ELENA: What do we know about them?</w:t>
-      </w:r>
-      <w:r>
-        <w:t xml:space="preserve"> </w:t>
-      </w:r>
-      <w:r>
-        <w:t xml:space="preserve">엘레나: 그쪽들에 대해 뭘 알아요?</w:t>
-      </w:r>
-    </w:p>
-    <w:p>
-      <w:pPr>
-        <w:numPr>
-          <w:ilvl w:val="0"/>
-          <w:numId w:val="1001"/>
-        </w:numPr>
-      </w:pPr>
-      <w:r>
-        <w:t xml:space="preserve">PRIYA: Bayline is fast. Tech investors. They just started a healthcare fund.</w:t>
-      </w:r>
-      <w:r>
-        <w:t xml:space="preserve"> </w:t>
-      </w:r>
-      <w:r>
-        <w:t xml:space="preserve">프리야: 베이라인은 빨라. 테크 투자자들이고. 최근에 헬스케어 펀드를 시작했어.</w:t>
-      </w:r>
-    </w:p>
-    <w:p>
-      <w:pPr>
-        <w:numPr>
-          <w:ilvl w:val="0"/>
-          <w:numId w:val="1001"/>
-        </w:numPr>
-      </w:pPr>
-      <w:r>
-        <w:t xml:space="preserve">NOAH: Cypress is slow. Healthcare only. Twenty years. They’ve funded six filler companies.</w:t>
-      </w:r>
-      <w:r>
-        <w:t xml:space="preserve"> </w:t>
-      </w:r>
-      <w:r>
-        <w:t xml:space="preserve">노아: 사이프러스는 느려. 헬스케어만 해. 20년. 필러 회사 여섯 곳에 투자했어.</w:t>
-      </w:r>
-    </w:p>
-    <w:p>
-      <w:pPr>
-        <w:numPr>
-          <w:ilvl w:val="0"/>
-          <w:numId w:val="1001"/>
-        </w:numPr>
-      </w:pPr>
-      <w:r>
-        <w:t xml:space="preserve">MARCUS: Fast and new, or slow and experienced.</w:t>
-      </w:r>
-      <w:r>
-        <w:t xml:space="preserve"> </w:t>
-      </w:r>
-      <w:r>
-        <w:t xml:space="preserve">마커스: 빠르고 새롭거나, 느리고 경험이 많거나.</w:t>
-      </w:r>
-    </w:p>
-    <w:p>
-      <w:pPr>
-        <w:numPr>
-          <w:ilvl w:val="0"/>
-          <w:numId w:val="1001"/>
-        </w:numPr>
-      </w:pPr>
-      <w:r>
-        <w:t xml:space="preserve">ELENA: Like hiring a surgeon. I’d take slow and experienced.</w:t>
-      </w:r>
-      <w:r>
-        <w:t xml:space="preserve"> </w:t>
-      </w:r>
-      <w:r>
-        <w:t xml:space="preserve">엘레나: 외과 의사 뽑는 거랑 같네요. 난 느리고 경험 많은 쪽을 택하겠어요.</w:t>
-      </w:r>
-    </w:p>
-    <w:p>
-      <w:pPr>
-        <w:numPr>
-          <w:ilvl w:val="0"/>
-          <w:numId w:val="1001"/>
-        </w:numPr>
-      </w:pPr>
-      <w:r>
-        <w:t xml:space="preserve">NOAH: Let’s hear both before we decide.</w:t>
-      </w:r>
-      <w:r>
-        <w:t xml:space="preserve"> </w:t>
-      </w:r>
-      <w:r>
-        <w:t xml:space="preserve">노아: 결정하기 전에 둘 다 들어 보죠.</w:t>
-      </w:r>
-    </w:p>
-    <w:p>
-      <w:pPr>
-        <w:numPr>
-          <w:ilvl w:val="0"/>
-          <w:numId w:val="1001"/>
-        </w:numPr>
-      </w:pPr>
-      <w:r>
-        <w:t xml:space="preserve">PRIYA: Elaine texted.</w:t>
-      </w:r>
-      <w:r>
-        <w:t xml:space="preserve"> </w:t>
-      </w:r>
-      <w:r>
         <w:t xml:space="preserve">“</w:t>
       </w:r>
       <w:r>
-        <w:t xml:space="preserve">Don’t fall in love with the biggest number.</w:t>
+        <w:t xml:space="preserve">Bayline will move fast. Don’t let them rush you.</w:t>
       </w:r>
       <w:r>
         <w:t xml:space="preserve">”</w:t>
       </w:r>
-      <w:r>
-        <w:t xml:space="preserve"> </w:t>
-      </w:r>
-      <w:r>
-        <w:t xml:space="preserve">프리야: 일레인이 문자 보냈어.</w:t>
-      </w:r>
-      <w:r>
-        <w:t xml:space="preserve"> </w:t>
-      </w:r>
-      <w:r>
-        <w:t xml:space="preserve">“</w:t>
-      </w:r>
-      <w:r>
-        <w:t xml:space="preserve">가장 큰 숫자랑 사랑에 빠지지 마라.</w:t>
-      </w:r>
-      <w:r>
-        <w:t xml:space="preserve">”</w:t>
-      </w:r>
-    </w:p>
-    <w:p>
-      <w:pPr>
-        <w:numPr>
-          <w:ilvl w:val="0"/>
-          <w:numId w:val="1001"/>
-        </w:numPr>
-      </w:pPr>
-      <w:r>
-        <w:t xml:space="preserve">MARCUS: Smart woman.</w:t>
-      </w:r>
-      <w:r>
-        <w:t xml:space="preserve"> </w:t>
-      </w:r>
-      <w:r>
-        <w:t xml:space="preserve">마커스: 현명한 분이야.</w:t>
-      </w:r>
-    </w:p>
-    <w:p>
-      <w:pPr>
-        <w:numPr>
-          <w:ilvl w:val="0"/>
-          <w:numId w:val="1001"/>
-        </w:numPr>
-      </w:pPr>
-      <w:r>
-        <w:t xml:space="preserve">NOAH: And Richard texted.</w:t>
-      </w:r>
-      <w:r>
-        <w:t xml:space="preserve"> </w:t>
-      </w:r>
-      <w:r>
-        <w:t xml:space="preserve">“</w:t>
-      </w:r>
-      <w:r>
-        <w:t xml:space="preserve">Bayline will move fast. Don’t let them rush you.</w:t>
-      </w:r>
-      <w:r>
-        <w:t xml:space="preserve">”</w:t>
-      </w:r>
-      <w:r>
-        <w:t xml:space="preserve"> </w:t>
-      </w:r>
-      <w:r>
-        <w:t xml:space="preserve">노아: 그리고 리처드도 문자 보냈어요.</w:t>
-      </w:r>
-      <w:r>
-        <w:t xml:space="preserve"> </w:t>
-      </w:r>
-      <w:r>
-        <w:t xml:space="preserve">“</w:t>
-      </w:r>
-      <w:r>
-        <w:t xml:space="preserve">베이라인은 빨리 움직일 거다. 휘둘리지 마라.</w:t>
-      </w:r>
-      <w:r>
-        <w:t xml:space="preserve">”</w:t>
-      </w:r>
-    </w:p>
-    <w:p>
-      <w:pPr>
-        <w:numPr>
-          <w:ilvl w:val="0"/>
-          <w:numId w:val="1001"/>
-        </w:numPr>
+    </w:p>
+    <w:p>
+      <w:pPr>
+        <w:pStyle w:val="BodyText"/>
       </w:pPr>
       <w:r>
         <w:t xml:space="preserve">ELENA: Everyone is giving advice by text today.</w:t>
       </w:r>
-      <w:r>
-        <w:t xml:space="preserve"> </w:t>
-      </w:r>
-      <w:r>
-        <w:t xml:space="preserve">엘레나: 오늘은 다들 문자로 조언하네요.</w:t>
-      </w:r>
-    </w:p>
-    <w:p>
-      <w:pPr>
-        <w:numPr>
-          <w:ilvl w:val="0"/>
-          <w:numId w:val="1001"/>
-        </w:numPr>
+    </w:p>
+    <w:p>
+      <w:pPr>
+        <w:pStyle w:val="BodyText"/>
       </w:pPr>
       <w:r>
         <w:t xml:space="preserve">NOAH: Here’s my rule. We don’t say yes in any meeting, no matter how good the number sounds. We listen, we ask questions, and then we decide together, inside, as a team.</w:t>
       </w:r>
-      <w:r>
-        <w:t xml:space="preserve"> </w:t>
-      </w:r>
-      <w:r>
-        <w:t xml:space="preserve">노아: 내 원칙은 이거예요. 숫자가 아무리 좋게 들려도 어떤 미팅에서도</w:t>
-      </w:r>
-      <w:r>
-        <w:t xml:space="preserve"> </w:t>
-      </w:r>
-      <w:r>
-        <w:t xml:space="preserve">“</w:t>
-      </w:r>
-      <w:r>
-        <w:t xml:space="preserve">예</w:t>
-      </w:r>
-      <w:r>
-        <w:t xml:space="preserve">”</w:t>
-      </w:r>
-      <w:r>
-        <w:t xml:space="preserve">라고 하지 않는다. 듣고, 질문하고, 그다음에 안에서 한 팀으로 함께 결정한다.</w:t>
-      </w:r>
-    </w:p>
-    <w:p>
-      <w:pPr>
-        <w:numPr>
-          <w:ilvl w:val="0"/>
-          <w:numId w:val="1001"/>
-        </w:numPr>
+    </w:p>
+    <w:p>
+      <w:pPr>
+        <w:pStyle w:val="BodyText"/>
       </w:pPr>
       <w:r>
         <w:t xml:space="preserve">PRIYA: You learned from the seed pitch.</w:t>
       </w:r>
-      <w:r>
-        <w:t xml:space="preserve"> </w:t>
-      </w:r>
-      <w:r>
-        <w:t xml:space="preserve">프리야: 시드 피칭에서 배웠구나.</w:t>
-      </w:r>
-    </w:p>
-    <w:p>
-      <w:pPr>
-        <w:numPr>
-          <w:ilvl w:val="0"/>
-          <w:numId w:val="1001"/>
-        </w:numPr>
+    </w:p>
+    <w:p>
+      <w:pPr>
+        <w:pStyle w:val="BodyText"/>
       </w:pPr>
       <w:r>
         <w:t xml:space="preserve">NOAH: I skipped the inside part once. Never again. Bayline is calling.</w:t>
-      </w:r>
-      <w:r>
-        <w:t xml:space="preserve"> </w:t>
-      </w:r>
-      <w:r>
-        <w:t xml:space="preserve">노아: 안쪽 단계를 한 번 건너뛰었지. 다시는 안 해. 베이라인 전화 왔다.</w:t>
       </w:r>
     </w:p>
     <w:bookmarkEnd w:id="21"/>
@@ -513,597 +339,282 @@
     </w:p>
     <w:p>
       <w:pPr>
-        <w:numPr>
-          <w:ilvl w:val="0"/>
-          <w:numId w:val="1002"/>
-        </w:numPr>
+        <w:pStyle w:val="FirstParagraph"/>
       </w:pPr>
       <w:r>
         <w:t xml:space="preserve">COLE: Hey, team! Cole Matthews, Bayline. Love what you’re building. Love it.</w:t>
       </w:r>
-      <w:r>
-        <w:t xml:space="preserve"> </w:t>
-      </w:r>
-      <w:r>
-        <w:t xml:space="preserve">콜: 안녕하세요, 팀! 베이라인의 콜 매튜스예요. 만드시는 거 너무 좋아요. 정말로요.</w:t>
-      </w:r>
-    </w:p>
-    <w:p>
-      <w:pPr>
-        <w:numPr>
-          <w:ilvl w:val="0"/>
-          <w:numId w:val="1002"/>
-        </w:numPr>
+    </w:p>
+    <w:p>
+      <w:pPr>
+        <w:pStyle w:val="BodyText"/>
       </w:pPr>
       <w:r>
         <w:t xml:space="preserve">NOAH: Thanks, Cole. Thanks for your time.</w:t>
       </w:r>
-      <w:r>
-        <w:t xml:space="preserve"> </w:t>
-      </w:r>
-      <w:r>
-        <w:t xml:space="preserve">노아: 고마워요, 콜. 시간 내 주셔서요.</w:t>
-      </w:r>
-    </w:p>
-    <w:p>
-      <w:pPr>
-        <w:numPr>
-          <w:ilvl w:val="0"/>
-          <w:numId w:val="1002"/>
-        </w:numPr>
+    </w:p>
+    <w:p>
+      <w:pPr>
+        <w:pStyle w:val="BodyText"/>
       </w:pPr>
       <w:r>
         <w:t xml:space="preserve">COLE: I’ll be direct. We read everything. We want to lead your Series A.</w:t>
       </w:r>
-      <w:r>
-        <w:t xml:space="preserve"> </w:t>
-      </w:r>
-      <w:r>
-        <w:t xml:space="preserve">콜: 직설적으로 말할게요. 다 읽었어요. 시리즈 A를 리드하고 싶어요.</w:t>
-      </w:r>
-    </w:p>
-    <w:p>
-      <w:pPr>
-        <w:numPr>
-          <w:ilvl w:val="0"/>
-          <w:numId w:val="1002"/>
-        </w:numPr>
+    </w:p>
+    <w:p>
+      <w:pPr>
+        <w:pStyle w:val="BodyText"/>
       </w:pPr>
       <w:r>
         <w:t xml:space="preserve">ELENA: That was fast.</w:t>
       </w:r>
-      <w:r>
-        <w:t xml:space="preserve"> </w:t>
-      </w:r>
-      <w:r>
-        <w:t xml:space="preserve">엘레나: 빠르네요.</w:t>
-      </w:r>
-    </w:p>
-    <w:p>
-      <w:pPr>
-        <w:numPr>
-          <w:ilvl w:val="0"/>
-          <w:numId w:val="1002"/>
-        </w:numPr>
+    </w:p>
+    <w:p>
+      <w:pPr>
+        <w:pStyle w:val="BodyText"/>
       </w:pPr>
       <w:r>
         <w:t xml:space="preserve">COLE: Speed is our advantage. Twenty-five million. Sixty million pre-money.</w:t>
       </w:r>
-      <w:r>
-        <w:t xml:space="preserve"> </w:t>
-      </w:r>
-      <w:r>
-        <w:t xml:space="preserve">콜: 속도가 저희 강점이에요. 2,500만 달러. 프리머니 6,000만.</w:t>
-      </w:r>
-    </w:p>
-    <w:p>
-      <w:pPr>
-        <w:numPr>
-          <w:ilvl w:val="0"/>
-          <w:numId w:val="1002"/>
-        </w:numPr>
+    </w:p>
+    <w:p>
+      <w:pPr>
+        <w:pStyle w:val="BodyText"/>
       </w:pPr>
       <w:r>
         <w:t xml:space="preserve">PRIYA: Sixty?</w:t>
       </w:r>
-      <w:r>
-        <w:t xml:space="preserve"> </w:t>
-      </w:r>
-      <w:r>
-        <w:t xml:space="preserve">프리야: 6,000만이요?</w:t>
-      </w:r>
-    </w:p>
-    <w:p>
-      <w:pPr>
-        <w:numPr>
-          <w:ilvl w:val="0"/>
-          <w:numId w:val="1002"/>
-        </w:numPr>
+    </w:p>
+    <w:p>
+      <w:pPr>
+        <w:pStyle w:val="BodyText"/>
       </w:pPr>
       <w:r>
         <w:t xml:space="preserve">COLE: Sixty. Nobody else will offer you sixty, I promise. We don’t usually pay this much at your stage, but we believe in this team, and we’re putting real money behind it.</w:t>
       </w:r>
-      <w:r>
-        <w:t xml:space="preserve"> </w:t>
-      </w:r>
-      <w:r>
-        <w:t xml:space="preserve">콜: 6,000만. 아무도 6,000만은 제시 안 할 거예요, 장담해요. 이 단계 회사에 보통 이만큼은 안 주는데, 저희는 이 팀을 믿고, 진짜 돈으로 그걸 보여 드리는 거예요.</w:t>
-      </w:r>
-    </w:p>
-    <w:p>
-      <w:pPr>
-        <w:numPr>
-          <w:ilvl w:val="0"/>
-          <w:numId w:val="1002"/>
-        </w:numPr>
+    </w:p>
+    <w:p>
+      <w:pPr>
+        <w:pStyle w:val="BodyText"/>
       </w:pPr>
       <w:r>
         <w:t xml:space="preserve">NOAH: That’s very generous. What are the other terms?</w:t>
       </w:r>
-      <w:r>
-        <w:t xml:space="preserve"> </w:t>
-      </w:r>
-      <w:r>
-        <w:t xml:space="preserve">노아: 정말 후하네요. 다른 조건은요?</w:t>
-      </w:r>
-    </w:p>
-    <w:p>
-      <w:pPr>
-        <w:numPr>
-          <w:ilvl w:val="0"/>
-          <w:numId w:val="1002"/>
-        </w:numPr>
+    </w:p>
+    <w:p>
+      <w:pPr>
+        <w:pStyle w:val="BodyText"/>
       </w:pPr>
       <w:r>
         <w:t xml:space="preserve">COLE: Standard stuff. Two board seats. A two-times liquidation preference.</w:t>
       </w:r>
-      <w:r>
-        <w:t xml:space="preserve"> </w:t>
-      </w:r>
-      <w:r>
-        <w:t xml:space="preserve">콜: 일반적인 거예요. 이사회 두 석. 2배 청산 우선권.</w:t>
-      </w:r>
-    </w:p>
-    <w:p>
-      <w:pPr>
-        <w:numPr>
-          <w:ilvl w:val="0"/>
-          <w:numId w:val="1002"/>
-        </w:numPr>
+    </w:p>
+    <w:p>
+      <w:pPr>
+        <w:pStyle w:val="BodyText"/>
       </w:pPr>
       <w:r>
         <w:t xml:space="preserve">MARCUS: Two times? Our seed was one times.</w:t>
       </w:r>
-      <w:r>
-        <w:t xml:space="preserve"> </w:t>
-      </w:r>
-      <w:r>
-        <w:t xml:space="preserve">마커스: 2배요? 시드는 1배였는데요.</w:t>
-      </w:r>
-    </w:p>
-    <w:p>
-      <w:pPr>
-        <w:numPr>
-          <w:ilvl w:val="0"/>
-          <w:numId w:val="1002"/>
-        </w:numPr>
+    </w:p>
+    <w:p>
+      <w:pPr>
+        <w:pStyle w:val="BodyText"/>
       </w:pPr>
       <w:r>
         <w:t xml:space="preserve">COLE: Participating. But that only matters if things go badly.</w:t>
       </w:r>
-      <w:r>
-        <w:t xml:space="preserve"> </w:t>
-      </w:r>
-      <w:r>
-        <w:t xml:space="preserve">콜: 참여형이고요. 하지만 그건 일이 잘못될 때만 의미가 있어요.</w:t>
-      </w:r>
-    </w:p>
-    <w:p>
-      <w:pPr>
-        <w:numPr>
-          <w:ilvl w:val="0"/>
-          <w:numId w:val="1002"/>
-        </w:numPr>
+    </w:p>
+    <w:p>
+      <w:pPr>
+        <w:pStyle w:val="BodyText"/>
       </w:pPr>
       <w:r>
         <w:t xml:space="preserve">ELENA: Can you explain participating? In plain English?</w:t>
       </w:r>
-      <w:r>
-        <w:t xml:space="preserve"> </w:t>
-      </w:r>
-      <w:r>
-        <w:t xml:space="preserve">엘레나: 참여형을 설명해 줄 수 있어요? 쉬운 말로요?</w:t>
-      </w:r>
-    </w:p>
-    <w:p>
-      <w:pPr>
-        <w:numPr>
-          <w:ilvl w:val="0"/>
-          <w:numId w:val="1002"/>
-        </w:numPr>
+    </w:p>
+    <w:p>
+      <w:pPr>
+        <w:pStyle w:val="BodyText"/>
       </w:pPr>
       <w:r>
         <w:t xml:space="preserve">COLE: If you sell the company, we get double our money back first. Then we also get our share of whatever is left, like everyone else. It’s very common in tech deals.</w:t>
       </w:r>
-      <w:r>
-        <w:t xml:space="preserve"> </w:t>
-      </w:r>
-      <w:r>
-        <w:t xml:space="preserve">콜: 회사를 팔면, 저희가 먼저 투자금의 두 배를 돌려받아요. 그다음 남은 것에서도 다른 주주들처럼 지분만큼 받고요. 테크 딜에선 아주 흔한 거예요.</w:t>
-      </w:r>
-    </w:p>
-    <w:p>
-      <w:pPr>
-        <w:numPr>
-          <w:ilvl w:val="0"/>
-          <w:numId w:val="1002"/>
-        </w:numPr>
+    </w:p>
+    <w:p>
+      <w:pPr>
+        <w:pStyle w:val="BodyText"/>
       </w:pPr>
       <w:r>
         <w:t xml:space="preserve">PRIYA: So you get paid twice. Before and after.</w:t>
       </w:r>
-      <w:r>
-        <w:t xml:space="preserve"> </w:t>
-      </w:r>
-      <w:r>
-        <w:t xml:space="preserve">프리야: 그러니까 두 번 받는 거네요. 먼저 한 번, 그다음 또 한 번.</w:t>
-      </w:r>
-    </w:p>
-    <w:p>
-      <w:pPr>
-        <w:numPr>
-          <w:ilvl w:val="0"/>
-          <w:numId w:val="1002"/>
-        </w:numPr>
+    </w:p>
+    <w:p>
+      <w:pPr>
+        <w:pStyle w:val="BodyText"/>
       </w:pPr>
       <w:r>
         <w:t xml:space="preserve">COLE: That’s one way to say it. It protects our downside.</w:t>
       </w:r>
-      <w:r>
-        <w:t xml:space="preserve"> </w:t>
-      </w:r>
-      <w:r>
-        <w:t xml:space="preserve">콜: 그렇게 말할 수도 있죠. 저희 손실을 막아 주는 장치예요.</w:t>
-      </w:r>
-    </w:p>
-    <w:p>
-      <w:pPr>
-        <w:numPr>
-          <w:ilvl w:val="0"/>
-          <w:numId w:val="1002"/>
-        </w:numPr>
+    </w:p>
+    <w:p>
+      <w:pPr>
+        <w:pStyle w:val="BodyText"/>
       </w:pPr>
       <w:r>
         <w:t xml:space="preserve">NOAH: Two board seats. Plus Richard. That’s three investors.</w:t>
       </w:r>
-      <w:r>
-        <w:t xml:space="preserve"> </w:t>
-      </w:r>
-      <w:r>
-        <w:t xml:space="preserve">노아: 이사회 두 석. 리처드까지 하면 투자자가 세 명이네요.</w:t>
-      </w:r>
-    </w:p>
-    <w:p>
-      <w:pPr>
-        <w:numPr>
-          <w:ilvl w:val="0"/>
-          <w:numId w:val="1002"/>
-        </w:numPr>
+    </w:p>
+    <w:p>
+      <w:pPr>
+        <w:pStyle w:val="BodyText"/>
       </w:pPr>
       <w:r>
         <w:t xml:space="preserve">COLE: We’d want a strong voice. Twenty-five million is a lot of money.</w:t>
       </w:r>
-      <w:r>
-        <w:t xml:space="preserve"> </w:t>
-      </w:r>
-      <w:r>
-        <w:t xml:space="preserve">콜: 강한 발언권을 원해요. 2,500만 달러는 큰돈이니까요.</w:t>
-      </w:r>
-    </w:p>
-    <w:p>
-      <w:pPr>
-        <w:numPr>
-          <w:ilvl w:val="0"/>
-          <w:numId w:val="1002"/>
-        </w:numPr>
+    </w:p>
+    <w:p>
+      <w:pPr>
+        <w:pStyle w:val="BodyText"/>
       </w:pPr>
       <w:r>
         <w:t xml:space="preserve">ELENA: Do you have experience with FDA trials?</w:t>
       </w:r>
-      <w:r>
-        <w:t xml:space="preserve"> </w:t>
-      </w:r>
-      <w:r>
-        <w:t xml:space="preserve">엘레나: FDA 임상 경험이 있으세요?</w:t>
-      </w:r>
-    </w:p>
-    <w:p>
-      <w:pPr>
-        <w:numPr>
-          <w:ilvl w:val="0"/>
-          <w:numId w:val="1002"/>
-        </w:numPr>
+    </w:p>
+    <w:p>
+      <w:pPr>
+        <w:pStyle w:val="BodyText"/>
       </w:pPr>
       <w:r>
         <w:t xml:space="preserve">COLE: Our new healthcare team is excellent. We hired three people this year.</w:t>
       </w:r>
-      <w:r>
-        <w:t xml:space="preserve"> </w:t>
-      </w:r>
-      <w:r>
-        <w:t xml:space="preserve">콜: 새 헬스케어 팀이 훌륭해요. 올해 세 명 뽑았어요.</w:t>
-      </w:r>
-    </w:p>
-    <w:p>
-      <w:pPr>
-        <w:numPr>
-          <w:ilvl w:val="0"/>
-          <w:numId w:val="1002"/>
-        </w:numPr>
+    </w:p>
+    <w:p>
+      <w:pPr>
+        <w:pStyle w:val="BodyText"/>
       </w:pPr>
       <w:r>
         <w:t xml:space="preserve">MARCUS: This year. So, no filler experience.</w:t>
       </w:r>
-      <w:r>
-        <w:t xml:space="preserve"> </w:t>
-      </w:r>
-      <w:r>
-        <w:t xml:space="preserve">마커스: 올해라. 그러니까 필러 경험은 없네요.</w:t>
-      </w:r>
-    </w:p>
-    <w:p>
-      <w:pPr>
-        <w:numPr>
-          <w:ilvl w:val="0"/>
-          <w:numId w:val="1002"/>
-        </w:numPr>
+    </w:p>
+    <w:p>
+      <w:pPr>
+        <w:pStyle w:val="BodyText"/>
       </w:pPr>
       <w:r>
         <w:t xml:space="preserve">COLE: We bring speed and network. Tech thinking. Healthcare needs it.</w:t>
       </w:r>
-      <w:r>
-        <w:t xml:space="preserve"> </w:t>
-      </w:r>
-      <w:r>
-        <w:t xml:space="preserve">콜: 저희는 속도와 인맥을 가져와요. 테크식 사고요. 헬스케어엔 그게 필요해요.</w:t>
-      </w:r>
-    </w:p>
-    <w:p>
-      <w:pPr>
-        <w:numPr>
-          <w:ilvl w:val="0"/>
-          <w:numId w:val="1002"/>
-        </w:numPr>
+    </w:p>
+    <w:p>
+      <w:pPr>
+        <w:pStyle w:val="BodyText"/>
       </w:pPr>
       <w:r>
         <w:t xml:space="preserve">NOAH: When would you need an answer?</w:t>
       </w:r>
-      <w:r>
-        <w:t xml:space="preserve"> </w:t>
-      </w:r>
-      <w:r>
-        <w:t xml:space="preserve">노아: 답은 언제까지 필요하세요?</w:t>
-      </w:r>
-    </w:p>
-    <w:p>
-      <w:pPr>
-        <w:numPr>
-          <w:ilvl w:val="0"/>
-          <w:numId w:val="1002"/>
-        </w:numPr>
+    </w:p>
+    <w:p>
+      <w:pPr>
+        <w:pStyle w:val="BodyText"/>
       </w:pPr>
       <w:r>
         <w:t xml:space="preserve">COLE: Forty-eight hours. Wednesday, two p.m.</w:t>
       </w:r>
-      <w:r>
-        <w:t xml:space="preserve"> </w:t>
-      </w:r>
-      <w:r>
-        <w:t xml:space="preserve">콜: 48시간이요. 수요일 오후 2시.</w:t>
-      </w:r>
-    </w:p>
-    <w:p>
-      <w:pPr>
-        <w:numPr>
-          <w:ilvl w:val="0"/>
-          <w:numId w:val="1002"/>
-        </w:numPr>
+    </w:p>
+    <w:p>
+      <w:pPr>
+        <w:pStyle w:val="BodyText"/>
       </w:pPr>
       <w:r>
         <w:t xml:space="preserve">PRIYA: Forty-eight hours for twenty-five million?</w:t>
       </w:r>
-      <w:r>
-        <w:t xml:space="preserve"> </w:t>
-      </w:r>
-      <w:r>
-        <w:t xml:space="preserve">프리야: 2,500만 달러에 48시간이요?</w:t>
-      </w:r>
-    </w:p>
-    <w:p>
-      <w:pPr>
-        <w:numPr>
-          <w:ilvl w:val="0"/>
-          <w:numId w:val="1002"/>
-        </w:numPr>
+    </w:p>
+    <w:p>
+      <w:pPr>
+        <w:pStyle w:val="BodyText"/>
       </w:pPr>
       <w:r>
         <w:t xml:space="preserve">COLE: Great deals move fast. If you wait, the offer expires.</w:t>
       </w:r>
-      <w:r>
-        <w:t xml:space="preserve"> </w:t>
-      </w:r>
-      <w:r>
-        <w:t xml:space="preserve">콜: 좋은 거래는 빨리 움직여요. 기다리시면 제안은 만료돼요.</w:t>
-      </w:r>
-    </w:p>
-    <w:p>
-      <w:pPr>
-        <w:numPr>
-          <w:ilvl w:val="0"/>
-          <w:numId w:val="1002"/>
-        </w:numPr>
+    </w:p>
+    <w:p>
+      <w:pPr>
+        <w:pStyle w:val="BodyText"/>
       </w:pPr>
       <w:r>
         <w:t xml:space="preserve">NOAH: We’re meeting another firm tomorrow.</w:t>
       </w:r>
-      <w:r>
-        <w:t xml:space="preserve"> </w:t>
-      </w:r>
-      <w:r>
-        <w:t xml:space="preserve">노아: 내일 다른 회사와 미팅이 있어요.</w:t>
-      </w:r>
-    </w:p>
-    <w:p>
-      <w:pPr>
-        <w:numPr>
-          <w:ilvl w:val="0"/>
-          <w:numId w:val="1002"/>
-        </w:numPr>
+    </w:p>
+    <w:p>
+      <w:pPr>
+        <w:pStyle w:val="BodyText"/>
       </w:pPr>
       <w:r>
         <w:t xml:space="preserve">COLE: Cypress? They’ll take three months. And offer half.</w:t>
       </w:r>
-      <w:r>
-        <w:t xml:space="preserve"> </w:t>
-      </w:r>
-      <w:r>
-        <w:t xml:space="preserve">콜: 사이프러스요? 석 달 걸릴 거예요. 그리고 절반을 제시하겠죠.</w:t>
-      </w:r>
-    </w:p>
-    <w:p>
-      <w:pPr>
-        <w:numPr>
-          <w:ilvl w:val="0"/>
-          <w:numId w:val="1002"/>
-        </w:numPr>
+    </w:p>
+    <w:p>
+      <w:pPr>
+        <w:pStyle w:val="BodyText"/>
       </w:pPr>
       <w:r>
         <w:t xml:space="preserve">MARCUS: How do you know it’s Cypress?</w:t>
       </w:r>
-      <w:r>
-        <w:t xml:space="preserve"> </w:t>
-      </w:r>
-      <w:r>
-        <w:t xml:space="preserve">마커스: 사이프러스인 걸 어떻게 알아요?</w:t>
-      </w:r>
-    </w:p>
-    <w:p>
-      <w:pPr>
-        <w:numPr>
-          <w:ilvl w:val="0"/>
-          <w:numId w:val="1002"/>
-        </w:numPr>
+    </w:p>
+    <w:p>
+      <w:pPr>
+        <w:pStyle w:val="BodyText"/>
       </w:pPr>
       <w:r>
         <w:t xml:space="preserve">COLE: Everyone knows everyone. Wednesday, two p.m. Think about it.</w:t>
       </w:r>
-      <w:r>
-        <w:t xml:space="preserve"> </w:t>
-      </w:r>
-      <w:r>
-        <w:t xml:space="preserve">콜: 다들 서로 알아요. 수요일 오후 2시. 생각해 보세요.</w:t>
-      </w:r>
-    </w:p>
-    <w:p>
-      <w:pPr>
-        <w:numPr>
-          <w:ilvl w:val="0"/>
-          <w:numId w:val="1002"/>
-        </w:numPr>
+    </w:p>
+    <w:p>
+      <w:pPr>
+        <w:pStyle w:val="BodyText"/>
       </w:pPr>
       <w:r>
         <w:t xml:space="preserve">NOAH: We will. Thank you, Cole.</w:t>
       </w:r>
-      <w:r>
-        <w:t xml:space="preserve"> </w:t>
-      </w:r>
-      <w:r>
-        <w:t xml:space="preserve">노아: 그럴게요. 고마워요, 콜.</w:t>
-      </w:r>
-    </w:p>
-    <w:p>
-      <w:pPr>
-        <w:numPr>
-          <w:ilvl w:val="0"/>
-          <w:numId w:val="1002"/>
-        </w:numPr>
+    </w:p>
+    <w:p>
+      <w:pPr>
+        <w:pStyle w:val="BodyText"/>
       </w:pPr>
       <w:r>
         <w:t xml:space="preserve">PRIYA: Sixty million. That’s almost three times our seed valuation.</w:t>
       </w:r>
-      <w:r>
-        <w:t xml:space="preserve"> </w:t>
-      </w:r>
-      <w:r>
-        <w:t xml:space="preserve">프리야: 6,000만. 시드 가치평가의 거의 세 배야.</w:t>
-      </w:r>
-    </w:p>
-    <w:p>
-      <w:pPr>
-        <w:numPr>
-          <w:ilvl w:val="0"/>
-          <w:numId w:val="1002"/>
-        </w:numPr>
+    </w:p>
+    <w:p>
+      <w:pPr>
+        <w:pStyle w:val="BodyText"/>
       </w:pPr>
       <w:r>
         <w:t xml:space="preserve">ELENA: And a two-times participating preference. And two board seats. And forty-eight hours.</w:t>
       </w:r>
-      <w:r>
-        <w:t xml:space="preserve"> </w:t>
-      </w:r>
-      <w:r>
-        <w:t xml:space="preserve">엘레나: 그리고 2배 참여형 우선권. 이사회 두 석. 그리고 48시간.</w:t>
-      </w:r>
-    </w:p>
-    <w:p>
-      <w:pPr>
-        <w:numPr>
-          <w:ilvl w:val="0"/>
-          <w:numId w:val="1002"/>
-        </w:numPr>
+    </w:p>
+    <w:p>
+      <w:pPr>
+        <w:pStyle w:val="BodyText"/>
       </w:pPr>
       <w:r>
         <w:t xml:space="preserve">MARCUS: That’s called an exploding offer. It’s designed to stop you from shopping around, because if you can’t compare offers, you can’t negotiate. In the army, we’d call that controlling the terrain.</w:t>
       </w:r>
-      <w:r>
-        <w:t xml:space="preserve"> </w:t>
-      </w:r>
-      <w:r>
-        <w:t xml:space="preserve">마커스: 그걸 익스플로딩 오퍼라고 해. 다른 데 알아보지 못하게 만든 거지. 제안을 비교할 수 없으면 협상도 못 하니까. 군대에선 그걸 지형을 장악한다고 하지.</w:t>
-      </w:r>
-    </w:p>
-    <w:p>
-      <w:pPr>
-        <w:numPr>
-          <w:ilvl w:val="0"/>
-          <w:numId w:val="1002"/>
-        </w:numPr>
+    </w:p>
+    <w:p>
+      <w:pPr>
+        <w:pStyle w:val="BodyText"/>
       </w:pPr>
       <w:r>
         <w:t xml:space="preserve">NOAH: It’s still the biggest number.</w:t>
       </w:r>
-      <w:r>
-        <w:t xml:space="preserve"> </w:t>
-      </w:r>
-      <w:r>
-        <w:t xml:space="preserve">노아: 그래도 가장 큰 숫자잖아요.</w:t>
-      </w:r>
-    </w:p>
-    <w:p>
-      <w:pPr>
-        <w:numPr>
-          <w:ilvl w:val="0"/>
-          <w:numId w:val="1002"/>
-        </w:numPr>
+    </w:p>
+    <w:p>
+      <w:pPr>
+        <w:pStyle w:val="BodyText"/>
       </w:pPr>
       <w:r>
         <w:t xml:space="preserve">PRIYA: Elaine said don’t fall in love with it.</w:t>
-      </w:r>
-      <w:r>
-        <w:t xml:space="preserve"> </w:t>
-      </w:r>
-      <w:r>
-        <w:t xml:space="preserve">프리야: 일레인이 거기에 빠지지 말라고 했어.</w:t>
       </w:r>
     </w:p>
     <w:bookmarkEnd w:id="22"/>
@@ -1118,86 +629,47 @@
     </w:p>
     <w:p>
       <w:pPr>
-        <w:numPr>
-          <w:ilvl w:val="0"/>
-          <w:numId w:val="1003"/>
-        </w:numPr>
+        <w:pStyle w:val="FirstParagraph"/>
       </w:pPr>
       <w:r>
         <w:t xml:space="preserve">VICTORIA: Victoria Lane, Cypress. Thank you for having me in person.</w:t>
       </w:r>
+    </w:p>
+    <w:p>
+      <w:pPr>
+        <w:pStyle w:val="BodyText"/>
+      </w:pPr>
+      <w:r>
+        <w:t xml:space="preserve">NOAH: Thank you for flying in from Boston.</w:t>
+      </w:r>
+    </w:p>
+    <w:p>
+      <w:pPr>
+        <w:pStyle w:val="BodyText"/>
+      </w:pPr>
+      <w:r>
+        <w:t xml:space="preserve">VICTORIA: I always visit the lab before I invest. Can I see it first?</w:t>
+      </w:r>
+    </w:p>
+    <w:p>
+      <w:pPr>
+        <w:pStyle w:val="BodyText"/>
+      </w:pPr>
+      <w:r>
+        <w:t xml:space="preserve">MARCUS: Of course. Gowns are on the left.</w:t>
+      </w:r>
+    </w:p>
+    <w:p>
+      <w:pPr>
+        <w:pStyle w:val="BodyText"/>
+      </w:pPr>
+      <w:r>
+        <w:t xml:space="preserve">VICTORIA: Who wrote this sign?</w:t>
+      </w:r>
       <w:r>
         <w:t xml:space="preserve"> </w:t>
       </w:r>
       <w:r>
-        <w:t xml:space="preserve">빅토리아: 사이프러스의 빅토리아 레인입니다. 직접 뵙게 해 주셔서 감사해요.</w:t>
-      </w:r>
-    </w:p>
-    <w:p>
-      <w:pPr>
-        <w:numPr>
-          <w:ilvl w:val="0"/>
-          <w:numId w:val="1003"/>
-        </w:numPr>
-      </w:pPr>
-      <w:r>
-        <w:t xml:space="preserve">NOAH: Thank you for flying in from Boston.</w:t>
-      </w:r>
-      <w:r>
-        <w:t xml:space="preserve"> </w:t>
-      </w:r>
-      <w:r>
-        <w:t xml:space="preserve">노아: 보스턴에서 날아와 주셔서 감사해요.</w:t>
-      </w:r>
-    </w:p>
-    <w:p>
-      <w:pPr>
-        <w:numPr>
-          <w:ilvl w:val="0"/>
-          <w:numId w:val="1003"/>
-        </w:numPr>
-      </w:pPr>
-      <w:r>
-        <w:t xml:space="preserve">VICTORIA: I always visit the lab before I invest. Can I see it first?</w:t>
-      </w:r>
-      <w:r>
-        <w:t xml:space="preserve"> </w:t>
-      </w:r>
-      <w:r>
-        <w:t xml:space="preserve">빅토리아: 저는 투자 전에 항상 실험실을 봐요. 먼저 봐도 될까요?</w:t>
-      </w:r>
-    </w:p>
-    <w:p>
-      <w:pPr>
-        <w:numPr>
-          <w:ilvl w:val="0"/>
-          <w:numId w:val="1003"/>
-        </w:numPr>
-      </w:pPr>
-      <w:r>
-        <w:t xml:space="preserve">MARCUS: Of course. Gowns are on the left.</w:t>
-      </w:r>
-      <w:r>
-        <w:t xml:space="preserve"> </w:t>
-      </w:r>
-      <w:r>
-        <w:t xml:space="preserve">마커스: 물론이죠. 가운은 왼쪽에 있어요.</w:t>
-      </w:r>
-    </w:p>
-    <w:p>
-      <w:pPr>
-        <w:numPr>
-          <w:ilvl w:val="0"/>
-          <w:numId w:val="1003"/>
-        </w:numPr>
-      </w:pPr>
-      <w:r>
-        <w:t xml:space="preserve">VICTORIA: Who wrote this sign?</w:t>
-      </w:r>
-      <w:r>
-        <w:t xml:space="preserve"> </w:t>
-      </w:r>
-      <w:r>
         <w:t xml:space="preserve">“</w:t>
       </w:r>
       <w:r>
@@ -1206,448 +678,205 @@
       <w:r>
         <w:t xml:space="preserve">”</w:t>
       </w:r>
-      <w:r>
-        <w:t xml:space="preserve"> </w:t>
-      </w:r>
-      <w:r>
-        <w:t xml:space="preserve">빅토리아: 이 표지판은 누가 썼어요?</w:t>
-      </w:r>
-      <w:r>
-        <w:t xml:space="preserve"> </w:t>
-      </w:r>
-      <w:r>
-        <w:t xml:space="preserve">“</w:t>
-      </w:r>
-      <w:r>
-        <w:t xml:space="preserve">둘은 하나, 하나는 없는 것.</w:t>
-      </w:r>
-      <w:r>
-        <w:t xml:space="preserve">”</w:t>
-      </w:r>
-    </w:p>
-    <w:p>
-      <w:pPr>
-        <w:numPr>
-          <w:ilvl w:val="0"/>
-          <w:numId w:val="1003"/>
-        </w:numPr>
+    </w:p>
+    <w:p>
+      <w:pPr>
+        <w:pStyle w:val="BodyText"/>
       </w:pPr>
       <w:r>
         <w:t xml:space="preserve">MARCUS: I did. Army rule. We have backup for everything.</w:t>
       </w:r>
-      <w:r>
-        <w:t xml:space="preserve"> </w:t>
-      </w:r>
-      <w:r>
-        <w:t xml:space="preserve">마커스: 제가요. 군대 규칙이에요. 모든 것에 백업이 있어요.</w:t>
-      </w:r>
-    </w:p>
-    <w:p>
-      <w:pPr>
-        <w:numPr>
-          <w:ilvl w:val="0"/>
-          <w:numId w:val="1003"/>
-        </w:numPr>
+    </w:p>
+    <w:p>
+      <w:pPr>
+        <w:pStyle w:val="BodyText"/>
       </w:pPr>
       <w:r>
         <w:t xml:space="preserve">VICTORIA: Including your manufacturer?</w:t>
       </w:r>
-      <w:r>
-        <w:t xml:space="preserve"> </w:t>
-      </w:r>
-      <w:r>
-        <w:t xml:space="preserve">빅토리아: 생산업체도요?</w:t>
-      </w:r>
-    </w:p>
-    <w:p>
-      <w:pPr>
-        <w:numPr>
-          <w:ilvl w:val="0"/>
-          <w:numId w:val="1003"/>
-        </w:numPr>
+    </w:p>
+    <w:p>
+      <w:pPr>
+        <w:pStyle w:val="BodyText"/>
       </w:pPr>
       <w:r>
         <w:t xml:space="preserve">MARCUS: Not yet, and honestly, that’s our weakest point. We have one manufacturer and no backup, which breaks my own rule on that sign. Finding a second one is at the top of my list.</w:t>
       </w:r>
-      <w:r>
-        <w:t xml:space="preserve"> </w:t>
-      </w:r>
-      <w:r>
-        <w:t xml:space="preserve">마커스: 아직은요. 솔직히 그게 우리의 가장 약한 부분이에요. 생산업체가 한 곳뿐이고 백업이 없어요. 저 표지판에 쓴 제 규칙을 스스로 어기고 있는 거죠. 두 번째 업체 찾는 게 제 최우선 과제예요.</w:t>
-      </w:r>
-    </w:p>
-    <w:p>
-      <w:pPr>
-        <w:numPr>
-          <w:ilvl w:val="0"/>
-          <w:numId w:val="1003"/>
-        </w:numPr>
+    </w:p>
+    <w:p>
+      <w:pPr>
+        <w:pStyle w:val="BodyText"/>
       </w:pPr>
       <w:r>
         <w:t xml:space="preserve">VICTORIA: Thank you for saying that. Most founders hide it.</w:t>
       </w:r>
-      <w:r>
-        <w:t xml:space="preserve"> </w:t>
-      </w:r>
-      <w:r>
-        <w:t xml:space="preserve">빅토리아: 말씀해 주셔서 감사해요. 대부분의 창업자는 그걸 숨기죠.</w:t>
-      </w:r>
-    </w:p>
-    <w:p>
-      <w:pPr>
-        <w:numPr>
-          <w:ilvl w:val="0"/>
-          <w:numId w:val="1003"/>
-        </w:numPr>
+    </w:p>
+    <w:p>
+      <w:pPr>
+        <w:pStyle w:val="BodyText"/>
       </w:pPr>
       <w:r>
         <w:t xml:space="preserve">ELENA: We had good teachers. Elaine Choi, for one.</w:t>
       </w:r>
-      <w:r>
-        <w:t xml:space="preserve"> </w:t>
-      </w:r>
-      <w:r>
-        <w:t xml:space="preserve">엘레나: 좋은 선생님들이 있었어요. 일레인 최가 그중 한 분이에요.</w:t>
-      </w:r>
-    </w:p>
-    <w:p>
-      <w:pPr>
-        <w:numPr>
-          <w:ilvl w:val="0"/>
-          <w:numId w:val="1003"/>
-        </w:numPr>
+    </w:p>
+    <w:p>
+      <w:pPr>
+        <w:pStyle w:val="BodyText"/>
       </w:pPr>
       <w:r>
         <w:t xml:space="preserve">VICTORIA: Elaine? We were on a board together. Ten years ago.</w:t>
       </w:r>
-      <w:r>
-        <w:t xml:space="preserve"> </w:t>
-      </w:r>
-      <w:r>
-        <w:t xml:space="preserve">빅토리아: 일레인이요? 10년 전에 같은 이사회에 있었어요.</w:t>
-      </w:r>
-    </w:p>
-    <w:p>
-      <w:pPr>
-        <w:numPr>
-          <w:ilvl w:val="0"/>
-          <w:numId w:val="1003"/>
-        </w:numPr>
+    </w:p>
+    <w:p>
+      <w:pPr>
+        <w:pStyle w:val="BodyText"/>
       </w:pPr>
       <w:r>
         <w:t xml:space="preserve">NOAH: Everyone knows everyone.</w:t>
       </w:r>
-      <w:r>
-        <w:t xml:space="preserve"> </w:t>
-      </w:r>
-      <w:r>
-        <w:t xml:space="preserve">노아: 다들 서로 알죠.</w:t>
-      </w:r>
-    </w:p>
-    <w:p>
-      <w:pPr>
-        <w:numPr>
-          <w:ilvl w:val="0"/>
-          <w:numId w:val="1003"/>
-        </w:numPr>
+    </w:p>
+    <w:p>
+      <w:pPr>
+        <w:pStyle w:val="BodyText"/>
       </w:pPr>
       <w:r>
         <w:t xml:space="preserve">VICTORIA: In healthcare, yes. Now, my questions. Your dissolution substudy. Forty patients.</w:t>
       </w:r>
-      <w:r>
-        <w:t xml:space="preserve"> </w:t>
-      </w:r>
-      <w:r>
-        <w:t xml:space="preserve">빅토리아: 헬스케어에선 그래요. 이제 제 질문이요. 용해 하위 연구. 환자 40명.</w:t>
-      </w:r>
-    </w:p>
-    <w:p>
-      <w:pPr>
-        <w:numPr>
-          <w:ilvl w:val="0"/>
-          <w:numId w:val="1003"/>
-        </w:numPr>
+    </w:p>
+    <w:p>
+      <w:pPr>
+        <w:pStyle w:val="BodyText"/>
       </w:pPr>
       <w:r>
         <w:t xml:space="preserve">PRIYA: Twenty per arm. Same emergency dose.</w:t>
       </w:r>
-      <w:r>
-        <w:t xml:space="preserve"> </w:t>
-      </w:r>
-      <w:r>
-        <w:t xml:space="preserve">프리야: 군당 20명. 같은 응급 용량.</w:t>
-      </w:r>
-    </w:p>
-    <w:p>
-      <w:pPr>
-        <w:numPr>
-          <w:ilvl w:val="0"/>
-          <w:numId w:val="1003"/>
-        </w:numPr>
+    </w:p>
+    <w:p>
+      <w:pPr>
+        <w:pStyle w:val="BodyText"/>
       </w:pPr>
       <w:r>
         <w:t xml:space="preserve">VICTORIA: What if the human result is lower than the animal result?</w:t>
       </w:r>
-      <w:r>
-        <w:t xml:space="preserve"> </w:t>
-      </w:r>
-      <w:r>
-        <w:t xml:space="preserve">빅토리아: 사람 결과가 동물 결과보다 낮으면요?</w:t>
-      </w:r>
-    </w:p>
-    <w:p>
-      <w:pPr>
-        <w:numPr>
-          <w:ilvl w:val="0"/>
-          <w:numId w:val="1003"/>
-        </w:numPr>
+    </w:p>
+    <w:p>
+      <w:pPr>
+        <w:pStyle w:val="BodyText"/>
       </w:pPr>
       <w:r>
         <w:t xml:space="preserve">PRIYA: Then we report it, exactly like we reported one point eight. A lower number is still a real number, and investors who only want good news are the wrong investors for us.</w:t>
       </w:r>
-      <w:r>
-        <w:t xml:space="preserve"> </w:t>
-      </w:r>
-      <w:r>
-        <w:t xml:space="preserve">프리야: 그럼 보고하죠. 1.8을 보고했던 것과 똑같이요. 낮은 숫자도 진짜 숫자예요. 좋은 소식만 원하는 투자자라면 우리와 맞지 않는 투자자예요.</w:t>
-      </w:r>
-    </w:p>
-    <w:p>
-      <w:pPr>
-        <w:numPr>
-          <w:ilvl w:val="0"/>
-          <w:numId w:val="1003"/>
-        </w:numPr>
+    </w:p>
+    <w:p>
+      <w:pPr>
+        <w:pStyle w:val="BodyText"/>
       </w:pPr>
       <w:r>
         <w:t xml:space="preserve">VICTORIA: I read about that. Richard told me. It’s why I’m here.</w:t>
       </w:r>
-      <w:r>
-        <w:t xml:space="preserve"> </w:t>
-      </w:r>
-      <w:r>
-        <w:t xml:space="preserve">빅토리아: 그 얘기 읽었어요. 리처드가 말해 줬어요. 그래서 제가 여기 온 거예요.</w:t>
-      </w:r>
-    </w:p>
-    <w:p>
-      <w:pPr>
-        <w:numPr>
-          <w:ilvl w:val="0"/>
-          <w:numId w:val="1003"/>
-        </w:numPr>
+    </w:p>
+    <w:p>
+      <w:pPr>
+        <w:pStyle w:val="BodyText"/>
       </w:pPr>
       <w:r>
         <w:t xml:space="preserve">ELENA: Because we reported bad news?</w:t>
       </w:r>
-      <w:r>
-        <w:t xml:space="preserve"> </w:t>
-      </w:r>
-      <w:r>
-        <w:t xml:space="preserve">엘레나: 우리가 나쁜 소식을 보고해서요?</w:t>
-      </w:r>
-    </w:p>
-    <w:p>
-      <w:pPr>
-        <w:numPr>
-          <w:ilvl w:val="0"/>
-          <w:numId w:val="1003"/>
-        </w:numPr>
+    </w:p>
+    <w:p>
+      <w:pPr>
+        <w:pStyle w:val="BodyText"/>
       </w:pPr>
       <w:r>
         <w:t xml:space="preserve">VICTORIA: Because you reported it before anyone asked, and that’s rare. In twenty years, I’ve seen many companies hide a bad study until diligence finds it. Now, let’s talk about Halvern.</w:t>
       </w:r>
-      <w:r>
-        <w:t xml:space="preserve"> </w:t>
-      </w:r>
-      <w:r>
-        <w:t xml:space="preserve">빅토리아: 아무도 묻기 전에 보고했으니까요. 그건 드물어요. 20년 동안 실사에서 들킬 때까지 나쁜 시험 결과를 숨기는 회사를 많이 봤어요. 자, 할번 얘기를 해 보죠.</w:t>
-      </w:r>
-    </w:p>
-    <w:p>
-      <w:pPr>
-        <w:numPr>
-          <w:ilvl w:val="0"/>
-          <w:numId w:val="1003"/>
-        </w:numPr>
+    </w:p>
+    <w:p>
+      <w:pPr>
+        <w:pStyle w:val="BodyText"/>
       </w:pPr>
       <w:r>
         <w:t xml:space="preserve">NOAH: You’ve heard about their reversible program? We have. Nothing official.</w:t>
       </w:r>
-      <w:r>
-        <w:t xml:space="preserve"> </w:t>
-      </w:r>
-      <w:r>
-        <w:t xml:space="preserve">노아: 그쪽의 되돌릴 수 있는 필러 프로그램 얘기 들으셨어요? 저희도 들었어요. 공식적인 건 없고요.</w:t>
-      </w:r>
-    </w:p>
-    <w:p>
-      <w:pPr>
-        <w:numPr>
-          <w:ilvl w:val="0"/>
-          <w:numId w:val="1003"/>
-        </w:numPr>
+    </w:p>
+    <w:p>
+      <w:pPr>
+        <w:pStyle w:val="BodyText"/>
       </w:pPr>
       <w:r>
         <w:t xml:space="preserve">VICTORIA: It’s real. They’re about a year behind you. Maybe less.</w:t>
       </w:r>
-      <w:r>
-        <w:t xml:space="preserve"> </w:t>
-      </w:r>
-      <w:r>
-        <w:t xml:space="preserve">빅토리아: 진짜예요. 여러분보다 1년쯤 뒤처져 있어요. 어쩌면 그보다 덜.</w:t>
-      </w:r>
-    </w:p>
-    <w:p>
-      <w:pPr>
-        <w:numPr>
-          <w:ilvl w:val="0"/>
-          <w:numId w:val="1003"/>
-        </w:numPr>
+    </w:p>
+    <w:p>
+      <w:pPr>
+        <w:pStyle w:val="BodyText"/>
       </w:pPr>
       <w:r>
         <w:t xml:space="preserve">MARCUS: How do you know?</w:t>
       </w:r>
-      <w:r>
-        <w:t xml:space="preserve"> </w:t>
-      </w:r>
-      <w:r>
-        <w:t xml:space="preserve">마커스: 어떻게 알아요?</w:t>
-      </w:r>
-    </w:p>
-    <w:p>
-      <w:pPr>
-        <w:numPr>
-          <w:ilvl w:val="0"/>
-          <w:numId w:val="1003"/>
-        </w:numPr>
+    </w:p>
+    <w:p>
+      <w:pPr>
+        <w:pStyle w:val="BodyText"/>
       </w:pPr>
       <w:r>
         <w:t xml:space="preserve">VICTORIA: Twenty years in this industry. I can’t tell you more.</w:t>
       </w:r>
-      <w:r>
-        <w:t xml:space="preserve"> </w:t>
-      </w:r>
-      <w:r>
-        <w:t xml:space="preserve">빅토리아: 이 업계에서 20년이에요. 더는 말씀드릴 수 없어요.</w:t>
-      </w:r>
-    </w:p>
-    <w:p>
-      <w:pPr>
-        <w:numPr>
-          <w:ilvl w:val="0"/>
-          <w:numId w:val="1003"/>
-        </w:numPr>
+    </w:p>
+    <w:p>
+      <w:pPr>
+        <w:pStyle w:val="BodyText"/>
       </w:pPr>
       <w:r>
         <w:t xml:space="preserve">PRIYA: A year. That’s not much.</w:t>
       </w:r>
-      <w:r>
-        <w:t xml:space="preserve"> </w:t>
-      </w:r>
-      <w:r>
-        <w:t xml:space="preserve">프리야: 1년. 그건 많지 않네요.</w:t>
-      </w:r>
-    </w:p>
-    <w:p>
-      <w:pPr>
-        <w:numPr>
-          <w:ilvl w:val="0"/>
-          <w:numId w:val="1003"/>
-        </w:numPr>
+    </w:p>
+    <w:p>
+      <w:pPr>
+        <w:pStyle w:val="BodyText"/>
       </w:pPr>
       <w:r>
         <w:t xml:space="preserve">VICTORIA: It’s enough. If you don’t waste it. Which is why I’d want to help.</w:t>
       </w:r>
-      <w:r>
-        <w:t xml:space="preserve"> </w:t>
-      </w:r>
-      <w:r>
-        <w:t xml:space="preserve">빅토리아: 충분해요. 낭비하지만 않으면요. 그래서 제가 돕고 싶은 거예요.</w:t>
-      </w:r>
-    </w:p>
-    <w:p>
-      <w:pPr>
-        <w:numPr>
-          <w:ilvl w:val="0"/>
-          <w:numId w:val="1003"/>
-        </w:numPr>
+    </w:p>
+    <w:p>
+      <w:pPr>
+        <w:pStyle w:val="BodyText"/>
       </w:pPr>
       <w:r>
         <w:t xml:space="preserve">NOAH: What would Cypress offer?</w:t>
       </w:r>
-      <w:r>
-        <w:t xml:space="preserve"> </w:t>
-      </w:r>
-      <w:r>
-        <w:t xml:space="preserve">노아: 사이프러스는 어떤 제안을 하시겠어요?</w:t>
-      </w:r>
-    </w:p>
-    <w:p>
-      <w:pPr>
-        <w:numPr>
-          <w:ilvl w:val="0"/>
-          <w:numId w:val="1003"/>
-        </w:numPr>
+    </w:p>
+    <w:p>
+      <w:pPr>
+        <w:pStyle w:val="BodyText"/>
       </w:pPr>
       <w:r>
         <w:t xml:space="preserve">VICTORIA: Twenty-five million. Forty-five pre-money. One times, non-participating. One board seat.</w:t>
       </w:r>
-      <w:r>
-        <w:t xml:space="preserve"> </w:t>
-      </w:r>
-      <w:r>
-        <w:t xml:space="preserve">빅토리아: 2,500만 달러. 프리머니 4,500만. 1배 비참여형. 이사회 1석.</w:t>
-      </w:r>
-    </w:p>
-    <w:p>
-      <w:pPr>
-        <w:numPr>
-          <w:ilvl w:val="0"/>
-          <w:numId w:val="1003"/>
-        </w:numPr>
+    </w:p>
+    <w:p>
+      <w:pPr>
+        <w:pStyle w:val="BodyText"/>
       </w:pPr>
       <w:r>
         <w:t xml:space="preserve">ELENA: And the timeline?</w:t>
       </w:r>
-      <w:r>
-        <w:t xml:space="preserve"> </w:t>
-      </w:r>
-      <w:r>
-        <w:t xml:space="preserve">엘레나: 그리고 일정은요?</w:t>
-      </w:r>
-    </w:p>
-    <w:p>
-      <w:pPr>
-        <w:numPr>
-          <w:ilvl w:val="0"/>
-          <w:numId w:val="1003"/>
-        </w:numPr>
+    </w:p>
+    <w:p>
+      <w:pPr>
+        <w:pStyle w:val="BodyText"/>
       </w:pPr>
       <w:r>
         <w:t xml:space="preserve">VICTORIA: Three weeks of diligence. I won’t rush you. Take the time you need.</w:t>
       </w:r>
-      <w:r>
-        <w:t xml:space="preserve"> </w:t>
-      </w:r>
-      <w:r>
-        <w:t xml:space="preserve">빅토리아: 실사 3주요. 서두르게 하지 않을게요. 필요한 만큼 시간을 쓰세요.</w:t>
-      </w:r>
-    </w:p>
-    <w:p>
-      <w:pPr>
-        <w:numPr>
-          <w:ilvl w:val="0"/>
-          <w:numId w:val="1003"/>
-        </w:numPr>
+    </w:p>
+    <w:p>
+      <w:pPr>
+        <w:pStyle w:val="BodyText"/>
       </w:pPr>
       <w:r>
         <w:t xml:space="preserve">MARCUS: Three weeks. Bayline gave us forty-eight hours.</w:t>
-      </w:r>
-      <w:r>
-        <w:t xml:space="preserve"> </w:t>
-      </w:r>
-      <w:r>
-        <w:t xml:space="preserve">마커스: 3주. 베이라인은 48시간 줬는데.</w:t>
       </w:r>
     </w:p>
     <w:bookmarkEnd w:id="23"/>
@@ -1662,427 +891,202 @@
     </w:p>
     <w:p>
       <w:pPr>
-        <w:numPr>
-          <w:ilvl w:val="0"/>
-          <w:numId w:val="1004"/>
-        </w:numPr>
+        <w:pStyle w:val="FirstParagraph"/>
       </w:pPr>
       <w:r>
         <w:t xml:space="preserve">NOAH: Victoria, I’ll be honest. We have another term sheet on the table.</w:t>
       </w:r>
-      <w:r>
-        <w:t xml:space="preserve"> </w:t>
-      </w:r>
-      <w:r>
-        <w:t xml:space="preserve">노아: 빅토리아, 솔직히 말씀드릴게요. 다른 텀싯이 하나 있어요.</w:t>
-      </w:r>
-    </w:p>
-    <w:p>
-      <w:pPr>
-        <w:numPr>
-          <w:ilvl w:val="0"/>
-          <w:numId w:val="1004"/>
-        </w:numPr>
+    </w:p>
+    <w:p>
+      <w:pPr>
+        <w:pStyle w:val="BodyText"/>
       </w:pPr>
       <w:r>
         <w:t xml:space="preserve">VICTORIA: Bayline. Sixty pre, two-times participating, two seats. Expiring Wednesday.</w:t>
       </w:r>
-      <w:r>
-        <w:t xml:space="preserve"> </w:t>
-      </w:r>
-      <w:r>
-        <w:t xml:space="preserve">빅토리아: 베이라인이죠. 프리 6,000만, 2배 참여형, 이사회 두 석. 수요일 만료.</w:t>
-      </w:r>
-    </w:p>
-    <w:p>
-      <w:pPr>
-        <w:numPr>
-          <w:ilvl w:val="0"/>
-          <w:numId w:val="1004"/>
-        </w:numPr>
+    </w:p>
+    <w:p>
+      <w:pPr>
+        <w:pStyle w:val="BodyText"/>
       </w:pPr>
       <w:r>
         <w:t xml:space="preserve">MARCUS: You know the details?</w:t>
       </w:r>
-      <w:r>
-        <w:t xml:space="preserve"> </w:t>
-      </w:r>
-      <w:r>
-        <w:t xml:space="preserve">마커스: 세부 조건까지 알아요?</w:t>
-      </w:r>
-    </w:p>
-    <w:p>
-      <w:pPr>
-        <w:numPr>
-          <w:ilvl w:val="0"/>
-          <w:numId w:val="1004"/>
-        </w:numPr>
+    </w:p>
+    <w:p>
+      <w:pPr>
+        <w:pStyle w:val="BodyText"/>
       </w:pPr>
       <w:r>
         <w:t xml:space="preserve">VICTORIA: Cole offers the same to everyone. Then he fights with founders for years.</w:t>
       </w:r>
-      <w:r>
-        <w:t xml:space="preserve"> </w:t>
-      </w:r>
-      <w:r>
-        <w:t xml:space="preserve">빅토리아: 콜은 누구한테나 똑같이 제시해요. 그러고는 몇 년 동안 창업자들과 싸우죠.</w:t>
-      </w:r>
-    </w:p>
-    <w:p>
-      <w:pPr>
-        <w:numPr>
-          <w:ilvl w:val="0"/>
-          <w:numId w:val="1004"/>
-        </w:numPr>
+    </w:p>
+    <w:p>
+      <w:pPr>
+        <w:pStyle w:val="BodyText"/>
       </w:pPr>
       <w:r>
         <w:t xml:space="preserve">NOAH: Their number is fifteen million higher.</w:t>
       </w:r>
-      <w:r>
-        <w:t xml:space="preserve"> </w:t>
-      </w:r>
-      <w:r>
-        <w:t xml:space="preserve">노아: 그쪽 숫자가 1,500만 더 높아요.</w:t>
-      </w:r>
-    </w:p>
-    <w:p>
-      <w:pPr>
-        <w:numPr>
-          <w:ilvl w:val="0"/>
-          <w:numId w:val="1004"/>
-        </w:numPr>
+    </w:p>
+    <w:p>
+      <w:pPr>
+        <w:pStyle w:val="BodyText"/>
       </w:pPr>
       <w:r>
         <w:t xml:space="preserve">VICTORIA: On paper, yes. But you have to read the whole term sheet, not just one line. With a two-times participating preference, the real price is much lower than the headline says.</w:t>
       </w:r>
-      <w:r>
-        <w:t xml:space="preserve"> </w:t>
-      </w:r>
-      <w:r>
-        <w:t xml:space="preserve">빅토리아: 서류상으로는요. 하지만 한 줄만 보지 말고 텀싯 전체를 읽어야 해요. 2배 참여형 우선권이 붙으면, 실질 가격은 헤드라인 숫자보다 훨씬 낮아요.</w:t>
-      </w:r>
-    </w:p>
-    <w:p>
-      <w:pPr>
-        <w:numPr>
-          <w:ilvl w:val="0"/>
-          <w:numId w:val="1004"/>
-        </w:numPr>
+    </w:p>
+    <w:p>
+      <w:pPr>
+        <w:pStyle w:val="BodyText"/>
       </w:pPr>
       <w:r>
         <w:t xml:space="preserve">PRIYA: Because they get paid twice if we sell.</w:t>
       </w:r>
-      <w:r>
-        <w:t xml:space="preserve"> </w:t>
-      </w:r>
-      <w:r>
-        <w:t xml:space="preserve">프리야: 우리가 매각하면 그쪽이 두 번 받으니까요.</w:t>
-      </w:r>
-    </w:p>
-    <w:p>
-      <w:pPr>
-        <w:numPr>
-          <w:ilvl w:val="0"/>
-          <w:numId w:val="1004"/>
-        </w:numPr>
+    </w:p>
+    <w:p>
+      <w:pPr>
+        <w:pStyle w:val="BodyText"/>
       </w:pPr>
       <w:r>
         <w:t xml:space="preserve">VICTORIA: Exactly. A big headline number. A small real number.</w:t>
       </w:r>
-      <w:r>
-        <w:t xml:space="preserve"> </w:t>
-      </w:r>
-      <w:r>
-        <w:t xml:space="preserve">빅토리아: 맞아요. 헤드라인 숫자는 크고, 실질 숫자는 작죠.</w:t>
-      </w:r>
-    </w:p>
-    <w:p>
-      <w:pPr>
-        <w:numPr>
-          <w:ilvl w:val="0"/>
-          <w:numId w:val="1004"/>
-        </w:numPr>
+    </w:p>
+    <w:p>
+      <w:pPr>
+        <w:pStyle w:val="BodyText"/>
       </w:pPr>
       <w:r>
         <w:t xml:space="preserve">NOAH: Would Cypress move on valuation?</w:t>
       </w:r>
-      <w:r>
-        <w:t xml:space="preserve"> </w:t>
-      </w:r>
-      <w:r>
-        <w:t xml:space="preserve">노아: 사이프러스는 가치평가를 조정할 수 있어요?</w:t>
-      </w:r>
-    </w:p>
-    <w:p>
-      <w:pPr>
-        <w:numPr>
-          <w:ilvl w:val="0"/>
-          <w:numId w:val="1004"/>
-        </w:numPr>
+    </w:p>
+    <w:p>
+      <w:pPr>
+        <w:pStyle w:val="BodyText"/>
       </w:pPr>
       <w:r>
         <w:t xml:space="preserve">VICTORIA: Fifty. Not because of Bayline. Because Marcus told me the truth about the manufacturer.</w:t>
       </w:r>
-      <w:r>
-        <w:t xml:space="preserve"> </w:t>
-      </w:r>
-      <w:r>
-        <w:t xml:space="preserve">빅토리아: 5,000만. 베이라인 때문이 아니라, 마커스가 생산업체에 대해 진실을 말해 줘서요.</w:t>
-      </w:r>
-    </w:p>
-    <w:p>
-      <w:pPr>
-        <w:numPr>
-          <w:ilvl w:val="0"/>
-          <w:numId w:val="1004"/>
-        </w:numPr>
+    </w:p>
+    <w:p>
+      <w:pPr>
+        <w:pStyle w:val="BodyText"/>
       </w:pPr>
       <w:r>
         <w:t xml:space="preserve">MARCUS: Honesty raised our valuation by five million?</w:t>
       </w:r>
-      <w:r>
-        <w:t xml:space="preserve"> </w:t>
-      </w:r>
-      <w:r>
-        <w:t xml:space="preserve">마커스: 정직함이 우리 가치평가를 500만 올렸다고요?</w:t>
-      </w:r>
-    </w:p>
-    <w:p>
-      <w:pPr>
-        <w:numPr>
-          <w:ilvl w:val="0"/>
-          <w:numId w:val="1004"/>
-        </w:numPr>
+    </w:p>
+    <w:p>
+      <w:pPr>
+        <w:pStyle w:val="BodyText"/>
       </w:pPr>
       <w:r>
         <w:t xml:space="preserve">VICTORIA: Honesty lowers my risk. Lower risk, higher price. Simple math.</w:t>
       </w:r>
-      <w:r>
-        <w:t xml:space="preserve"> </w:t>
-      </w:r>
-      <w:r>
-        <w:t xml:space="preserve">빅토리아: 정직함은 제 리스크를 낮춰요. 리스크가 낮으면 가격이 높아지죠. 간단한 계산이에요.</w:t>
-      </w:r>
-    </w:p>
-    <w:p>
-      <w:pPr>
-        <w:numPr>
-          <w:ilvl w:val="0"/>
-          <w:numId w:val="1004"/>
-        </w:numPr>
+    </w:p>
+    <w:p>
+      <w:pPr>
+        <w:pStyle w:val="BodyText"/>
       </w:pPr>
       <w:r>
         <w:t xml:space="preserve">NOAH: Thank you. We’ll decide by Thursday. Together.</w:t>
       </w:r>
-      <w:r>
-        <w:t xml:space="preserve"> </w:t>
-      </w:r>
-      <w:r>
-        <w:t xml:space="preserve">노아: 감사합니다. 목요일까지 결정할게요. 함께요.</w:t>
-      </w:r>
-    </w:p>
-    <w:p>
-      <w:pPr>
-        <w:numPr>
-          <w:ilvl w:val="0"/>
-          <w:numId w:val="1004"/>
-        </w:numPr>
+    </w:p>
+    <w:p>
+      <w:pPr>
+        <w:pStyle w:val="BodyText"/>
       </w:pPr>
       <w:r>
         <w:t xml:space="preserve">VICTORIA: Take your time. I’m not going anywhere.</w:t>
       </w:r>
-      <w:r>
-        <w:t xml:space="preserve"> </w:t>
-      </w:r>
-      <w:r>
-        <w:t xml:space="preserve">빅토리아: 천천히 하세요. 전 어디 안 가요.</w:t>
-      </w:r>
-    </w:p>
-    <w:p>
-      <w:pPr>
-        <w:numPr>
-          <w:ilvl w:val="0"/>
-          <w:numId w:val="1004"/>
-        </w:numPr>
+    </w:p>
+    <w:p>
+      <w:pPr>
+        <w:pStyle w:val="BodyText"/>
       </w:pPr>
       <w:r>
         <w:t xml:space="preserve">ELAINE: So? Which one do you love?</w:t>
       </w:r>
-      <w:r>
-        <w:t xml:space="preserve"> </w:t>
-      </w:r>
-      <w:r>
-        <w:t xml:space="preserve">일레인: 그래서? 어느 쪽이 좋아요?</w:t>
-      </w:r>
-    </w:p>
-    <w:p>
-      <w:pPr>
-        <w:numPr>
-          <w:ilvl w:val="0"/>
-          <w:numId w:val="1004"/>
-        </w:numPr>
+    </w:p>
+    <w:p>
+      <w:pPr>
+        <w:pStyle w:val="BodyText"/>
       </w:pPr>
       <w:r>
         <w:t xml:space="preserve">NOAH: Bayline has the bigger number. Cypress has better terms.</w:t>
       </w:r>
-      <w:r>
-        <w:t xml:space="preserve"> </w:t>
-      </w:r>
-      <w:r>
-        <w:t xml:space="preserve">노아: 베이라인이 숫자가 더 크고, 사이프러스가 조건이 더 좋아요.</w:t>
-      </w:r>
-    </w:p>
-    <w:p>
-      <w:pPr>
-        <w:numPr>
-          <w:ilvl w:val="0"/>
-          <w:numId w:val="1004"/>
-        </w:numPr>
+    </w:p>
+    <w:p>
+      <w:pPr>
+        <w:pStyle w:val="BodyText"/>
       </w:pPr>
       <w:r>
         <w:t xml:space="preserve">ELAINE: Let me ask a different question. Who would you rather call at two a.m.?</w:t>
       </w:r>
-      <w:r>
-        <w:t xml:space="preserve"> </w:t>
-      </w:r>
-      <w:r>
-        <w:t xml:space="preserve">일레인: 다른 질문을 할게요. 새벽 2시에 누구한테 전화하고 싶어요?</w:t>
-      </w:r>
-    </w:p>
-    <w:p>
-      <w:pPr>
-        <w:numPr>
-          <w:ilvl w:val="0"/>
-          <w:numId w:val="1004"/>
-        </w:numPr>
+    </w:p>
+    <w:p>
+      <w:pPr>
+        <w:pStyle w:val="BodyText"/>
       </w:pPr>
       <w:r>
         <w:t xml:space="preserve">PRIYA: Two a.m.?</w:t>
       </w:r>
-      <w:r>
-        <w:t xml:space="preserve"> </w:t>
-      </w:r>
-      <w:r>
-        <w:t xml:space="preserve">프리야: 새벽 2시요?</w:t>
-      </w:r>
-    </w:p>
-    <w:p>
-      <w:pPr>
-        <w:numPr>
-          <w:ilvl w:val="0"/>
-          <w:numId w:val="1004"/>
-        </w:numPr>
+    </w:p>
+    <w:p>
+      <w:pPr>
+        <w:pStyle w:val="BodyText"/>
       </w:pPr>
       <w:r>
         <w:t xml:space="preserve">ELAINE: When the trial has a problem. When the FDA says no. When Halvern sues you. Those calls always come at night, and you need someone who has been there before.</w:t>
       </w:r>
-      <w:r>
-        <w:t xml:space="preserve"> </w:t>
-      </w:r>
-      <w:r>
-        <w:t xml:space="preserve">일레인: 임상에 문제가 생겼을 때. FDA가 안 된다고 할 때. 할번이 소송을 걸 때. 그런 전화는 늘 밤에 와요. 그럴 땐 그런 일을 겪어 본 사람이 필요해요.</w:t>
-      </w:r>
-    </w:p>
-    <w:p>
-      <w:pPr>
-        <w:numPr>
-          <w:ilvl w:val="0"/>
-          <w:numId w:val="1004"/>
-        </w:numPr>
+    </w:p>
+    <w:p>
+      <w:pPr>
+        <w:pStyle w:val="BodyText"/>
       </w:pPr>
       <w:r>
         <w:t xml:space="preserve">ELENA: Victoria. Without question.</w:t>
       </w:r>
-      <w:r>
-        <w:t xml:space="preserve"> </w:t>
-      </w:r>
-      <w:r>
-        <w:t xml:space="preserve">엘레나: 빅토리아요. 의심의 여지 없이.</w:t>
-      </w:r>
-    </w:p>
-    <w:p>
-      <w:pPr>
-        <w:numPr>
-          <w:ilvl w:val="0"/>
-          <w:numId w:val="1004"/>
-        </w:numPr>
+    </w:p>
+    <w:p>
+      <w:pPr>
+        <w:pStyle w:val="BodyText"/>
       </w:pPr>
       <w:r>
         <w:t xml:space="preserve">MARCUS: Victoria. She asked to see the lab before the money.</w:t>
       </w:r>
-      <w:r>
-        <w:t xml:space="preserve"> </w:t>
-      </w:r>
-      <w:r>
-        <w:t xml:space="preserve">마커스: 빅토리아. 돈 얘기 전에 실험실부터 보자고 했잖아.</w:t>
-      </w:r>
-    </w:p>
-    <w:p>
-      <w:pPr>
-        <w:numPr>
-          <w:ilvl w:val="0"/>
-          <w:numId w:val="1004"/>
-        </w:numPr>
+    </w:p>
+    <w:p>
+      <w:pPr>
+        <w:pStyle w:val="BodyText"/>
       </w:pPr>
       <w:r>
         <w:t xml:space="preserve">PRIYA: Victoria. She asked what happens if the result is bad.</w:t>
       </w:r>
-      <w:r>
-        <w:t xml:space="preserve"> </w:t>
-      </w:r>
-      <w:r>
-        <w:t xml:space="preserve">프리야: 빅토리아. 결과가 나쁘면 어떻게 되냐고 물었어.</w:t>
-      </w:r>
-    </w:p>
-    <w:p>
-      <w:pPr>
-        <w:numPr>
-          <w:ilvl w:val="0"/>
-          <w:numId w:val="1004"/>
-        </w:numPr>
+    </w:p>
+    <w:p>
+      <w:pPr>
+        <w:pStyle w:val="BodyText"/>
       </w:pPr>
       <w:r>
         <w:t xml:space="preserve">NOAH: Victoria. Cole didn’t ask a single hard question.</w:t>
       </w:r>
-      <w:r>
-        <w:t xml:space="preserve"> </w:t>
-      </w:r>
-      <w:r>
-        <w:t xml:space="preserve">노아: 빅토리아. 콜은 어려운 질문을 하나도 안 했어요.</w:t>
-      </w:r>
-    </w:p>
-    <w:p>
-      <w:pPr>
-        <w:numPr>
-          <w:ilvl w:val="0"/>
-          <w:numId w:val="1004"/>
-        </w:numPr>
+    </w:p>
+    <w:p>
+      <w:pPr>
+        <w:pStyle w:val="BodyText"/>
       </w:pPr>
       <w:r>
         <w:t xml:space="preserve">ELAINE: Then you have your answer. Price matters, of course. But partners matter more, because you’ll sit in a boardroom with them for many years, through the good news and the bad.</w:t>
       </w:r>
-      <w:r>
-        <w:t xml:space="preserve"> </w:t>
-      </w:r>
-      <w:r>
-        <w:t xml:space="preserve">일레인: 그럼 답이 나왔네요. 가격도 물론 중요해요. 하지만 파트너가 더 중요해요. 좋은 소식이든 나쁜 소식이든, 앞으로 오랫동안 그 사람들과 한 이사회실에 앉아 있어야 하니까요.</w:t>
-      </w:r>
-    </w:p>
-    <w:p>
-      <w:pPr>
-        <w:numPr>
-          <w:ilvl w:val="0"/>
-          <w:numId w:val="1004"/>
-        </w:numPr>
+    </w:p>
+    <w:p>
+      <w:pPr>
+        <w:pStyle w:val="BodyText"/>
       </w:pPr>
       <w:r>
         <w:t xml:space="preserve">NOAH: Diane, can you call Cypress? And politely decline Bayline?</w:t>
-      </w:r>
-      <w:r>
-        <w:t xml:space="preserve"> </w:t>
-      </w:r>
-      <w:r>
-        <w:t xml:space="preserve">노아: 다이앤, 사이프러스에 연락해 줄래요? 그리고 베이라인엔 정중하게 거절하고요?</w:t>
       </w:r>
     </w:p>
     <w:bookmarkEnd w:id="24"/>
@@ -2097,305 +1101,155 @@
     </w:p>
     <w:p>
       <w:pPr>
-        <w:numPr>
-          <w:ilvl w:val="0"/>
-          <w:numId w:val="1005"/>
-        </w:numPr>
+        <w:pStyle w:val="FirstParagraph"/>
       </w:pPr>
       <w:r>
         <w:t xml:space="preserve">DIANE: Done. Cypress leads twenty-five million at fifty pre. Northgate and Elaine take their pro rata.</w:t>
       </w:r>
+    </w:p>
+    <w:p>
+      <w:pPr>
+        <w:pStyle w:val="BodyText"/>
+      </w:pPr>
+      <w:r>
+        <w:t xml:space="preserve">MARCUS: And the board?</w:t>
+      </w:r>
+    </w:p>
+    <w:p>
+      <w:pPr>
+        <w:pStyle w:val="BodyText"/>
+      </w:pPr>
+      <w:r>
+        <w:t xml:space="preserve">DIANE: Five seats. Noah, Priya, Richard, Victoria. And one independent.</w:t>
+      </w:r>
+    </w:p>
+    <w:p>
+      <w:pPr>
+        <w:pStyle w:val="BodyText"/>
+      </w:pPr>
+      <w:r>
+        <w:t xml:space="preserve">ELAINE: Me. If you’ll have me.</w:t>
+      </w:r>
+    </w:p>
+    <w:p>
+      <w:pPr>
+        <w:pStyle w:val="BodyText"/>
+      </w:pPr>
+      <w:r>
+        <w:t xml:space="preserve">NOAH: Elaine, you were our first believer. Of course.</w:t>
+      </w:r>
+    </w:p>
+    <w:p>
+      <w:pPr>
+        <w:pStyle w:val="BodyText"/>
+      </w:pPr>
+      <w:r>
+        <w:t xml:space="preserve">ELAINE: Then my first board question. What’s the one thing now?</w:t>
+      </w:r>
+    </w:p>
+    <w:p>
+      <w:pPr>
+        <w:pStyle w:val="BodyText"/>
+      </w:pPr>
+      <w:r>
+        <w:t xml:space="preserve">PRIYA: The same. Twelve months, three times faster. Now in humans.</w:t>
+      </w:r>
+    </w:p>
+    <w:p>
+      <w:pPr>
+        <w:pStyle w:val="BodyText"/>
+      </w:pPr>
+      <w:r>
+        <w:t xml:space="preserve">ELAINE: Good. Don’t change the one thing just because the money got bigger. More money brings more meetings, more people and more ideas, and every one of them will pull you sideways.</w:t>
+      </w:r>
+    </w:p>
+    <w:p>
+      <w:pPr>
+        <w:pStyle w:val="BodyText"/>
+      </w:pPr>
+      <w:r>
+        <w:t xml:space="preserve">DIANE: How did Cole take the</w:t>
+      </w:r>
       <w:r>
         <w:t xml:space="preserve"> </w:t>
       </w:r>
       <w:r>
-        <w:t xml:space="preserve">다이앤: 끝났어요. 사이프러스가 프리 5,000만에 2,500만 리드. 노스게이트와 일레인은 프로라타 참여.</w:t>
-      </w:r>
-    </w:p>
-    <w:p>
-      <w:pPr>
-        <w:numPr>
-          <w:ilvl w:val="0"/>
-          <w:numId w:val="1005"/>
-        </w:numPr>
-      </w:pPr>
-      <w:r>
-        <w:t xml:space="preserve">MARCUS: And the board?</w:t>
+        <w:t xml:space="preserve">“</w:t>
+      </w:r>
+      <w:r>
+        <w:t xml:space="preserve">no</w:t>
+      </w:r>
+      <w:r>
+        <w:t xml:space="preserve">”</w:t>
+      </w:r>
+      <w:r>
+        <w:t xml:space="preserve">?</w:t>
+      </w:r>
+    </w:p>
+    <w:p>
+      <w:pPr>
+        <w:pStyle w:val="BodyText"/>
+      </w:pPr>
+      <w:r>
+        <w:t xml:space="preserve">NOAH: He said,</w:t>
       </w:r>
       <w:r>
         <w:t xml:space="preserve"> </w:t>
       </w:r>
       <w:r>
-        <w:t xml:space="preserve">마커스: 그리고 이사회는?</w:t>
-      </w:r>
-    </w:p>
-    <w:p>
-      <w:pPr>
-        <w:numPr>
-          <w:ilvl w:val="0"/>
-          <w:numId w:val="1005"/>
-        </w:numPr>
-      </w:pPr>
-      <w:r>
-        <w:t xml:space="preserve">DIANE: Five seats. Noah, Priya, Richard, Victoria. And one independent.</w:t>
+        <w:t xml:space="preserve">“</w:t>
+      </w:r>
+      <w:r>
+        <w:t xml:space="preserve">You’ll regret this.</w:t>
+      </w:r>
+      <w:r>
+        <w:t xml:space="preserve">”</w:t>
       </w:r>
       <w:r>
         <w:t xml:space="preserve"> </w:t>
       </w:r>
       <w:r>
-        <w:t xml:space="preserve">다이앤: 다섯 석. 노아, 프리야, 리처드, 빅토리아. 그리고 독립 이사 한 명.</w:t>
-      </w:r>
-    </w:p>
-    <w:p>
-      <w:pPr>
-        <w:numPr>
-          <w:ilvl w:val="0"/>
-          <w:numId w:val="1005"/>
-        </w:numPr>
-      </w:pPr>
-      <w:r>
-        <w:t xml:space="preserve">ELAINE: Me. If you’ll have me.</w:t>
-      </w:r>
-      <w:r>
-        <w:t xml:space="preserve"> </w:t>
-      </w:r>
-      <w:r>
-        <w:t xml:space="preserve">일레인: 나요. 받아 준다면.</w:t>
-      </w:r>
-    </w:p>
-    <w:p>
-      <w:pPr>
-        <w:numPr>
-          <w:ilvl w:val="0"/>
-          <w:numId w:val="1005"/>
-        </w:numPr>
-      </w:pPr>
-      <w:r>
-        <w:t xml:space="preserve">NOAH: Elaine, you were our first believer. Of course.</w:t>
-      </w:r>
-      <w:r>
-        <w:t xml:space="preserve"> </w:t>
-      </w:r>
-      <w:r>
-        <w:t xml:space="preserve">노아: 일레인, 당신은 우리를 처음 믿어 준 사람이에요. 당연하죠.</w:t>
-      </w:r>
-    </w:p>
-    <w:p>
-      <w:pPr>
-        <w:numPr>
-          <w:ilvl w:val="0"/>
-          <w:numId w:val="1005"/>
-        </w:numPr>
-      </w:pPr>
-      <w:r>
-        <w:t xml:space="preserve">ELAINE: Then my first board question. What’s the one thing now?</w:t>
-      </w:r>
-      <w:r>
-        <w:t xml:space="preserve"> </w:t>
-      </w:r>
-      <w:r>
-        <w:t xml:space="preserve">일레인: 그럼 이사로서 첫 질문. 지금 단 하나의 핵심이 뭐죠?</w:t>
-      </w:r>
-    </w:p>
-    <w:p>
-      <w:pPr>
-        <w:numPr>
-          <w:ilvl w:val="0"/>
-          <w:numId w:val="1005"/>
-        </w:numPr>
-      </w:pPr>
-      <w:r>
-        <w:t xml:space="preserve">PRIYA: The same. Twelve months, three times faster. Now in humans.</w:t>
-      </w:r>
-      <w:r>
-        <w:t xml:space="preserve"> </w:t>
-      </w:r>
-      <w:r>
-        <w:t xml:space="preserve">프리야: 똑같아요. 12개월, 세 배 빠르게. 이젠 사람에서요.</w:t>
-      </w:r>
-    </w:p>
-    <w:p>
-      <w:pPr>
-        <w:numPr>
-          <w:ilvl w:val="0"/>
-          <w:numId w:val="1005"/>
-        </w:numPr>
-      </w:pPr>
-      <w:r>
-        <w:t xml:space="preserve">ELAINE: Good. Don’t change the one thing just because the money got bigger. More money brings more meetings, more people and more ideas, and every one of them will pull you sideways.</w:t>
-      </w:r>
-      <w:r>
-        <w:t xml:space="preserve"> </w:t>
-      </w:r>
-      <w:r>
-        <w:t xml:space="preserve">일레인: 좋아요. 돈이 커졌다고 핵심을 바꾸지 마요. 돈이 많아지면 회의도, 사람도, 아이디어도 많아지는데, 그 하나하나가 다 여러분을 옆길로 끌어당길 거예요.</w:t>
-      </w:r>
-    </w:p>
-    <w:p>
-      <w:pPr>
-        <w:numPr>
-          <w:ilvl w:val="0"/>
-          <w:numId w:val="1005"/>
-        </w:numPr>
-      </w:pPr>
-      <w:r>
-        <w:t xml:space="preserve">DIANE: How did Cole take the</w:t>
-      </w:r>
-      <w:r>
-        <w:t xml:space="preserve"> </w:t>
-      </w:r>
-      <w:r>
-        <w:t xml:space="preserve">“</w:t>
-      </w:r>
-      <w:r>
-        <w:t xml:space="preserve">no</w:t>
-      </w:r>
-      <w:r>
-        <w:t xml:space="preserve">”</w:t>
-      </w:r>
-      <w:r>
-        <w:t xml:space="preserve">?</w:t>
-      </w:r>
-      <w:r>
-        <w:t xml:space="preserve"> </w:t>
-      </w:r>
-      <w:r>
-        <w:t xml:space="preserve">다이앤: 콜은 거절을 어떻게 받아들였어요?</w:t>
-      </w:r>
-    </w:p>
-    <w:p>
-      <w:pPr>
-        <w:numPr>
-          <w:ilvl w:val="0"/>
-          <w:numId w:val="1005"/>
-        </w:numPr>
-      </w:pPr>
-      <w:r>
-        <w:t xml:space="preserve">NOAH: He said,</w:t>
-      </w:r>
-      <w:r>
-        <w:t xml:space="preserve"> </w:t>
-      </w:r>
-      <w:r>
-        <w:t xml:space="preserve">“</w:t>
-      </w:r>
-      <w:r>
-        <w:t xml:space="preserve">You’ll regret this.</w:t>
-      </w:r>
-      <w:r>
-        <w:t xml:space="preserve">”</w:t>
-      </w:r>
-      <w:r>
-        <w:t xml:space="preserve"> </w:t>
-      </w:r>
-      <w:r>
         <w:t xml:space="preserve">Then he asked if we knew any other filler startups.</w:t>
       </w:r>
-      <w:r>
-        <w:t xml:space="preserve"> </w:t>
-      </w:r>
-      <w:r>
-        <w:t xml:space="preserve">노아:</w:t>
-      </w:r>
-      <w:r>
-        <w:t xml:space="preserve"> </w:t>
-      </w:r>
-      <w:r>
-        <w:t xml:space="preserve">“</w:t>
-      </w:r>
-      <w:r>
-        <w:t xml:space="preserve">후회할 거예요</w:t>
-      </w:r>
-      <w:r>
-        <w:t xml:space="preserve">”</w:t>
-      </w:r>
-      <w:r>
-        <w:t xml:space="preserve">라더니, 다른 필러 스타트업 아는 데 없냐고 묻더라고요.</w:t>
-      </w:r>
-    </w:p>
-    <w:p>
-      <w:pPr>
-        <w:numPr>
-          <w:ilvl w:val="0"/>
-          <w:numId w:val="1005"/>
-        </w:numPr>
+    </w:p>
+    <w:p>
+      <w:pPr>
+        <w:pStyle w:val="BodyText"/>
       </w:pPr>
       <w:r>
         <w:t xml:space="preserve">MARCUS: Ha. Exploding offer, recycled.</w:t>
       </w:r>
-      <w:r>
-        <w:t xml:space="preserve"> </w:t>
-      </w:r>
-      <w:r>
-        <w:t xml:space="preserve">마커스: 하. 익스플로딩 오퍼 재활용이네.</w:t>
-      </w:r>
-    </w:p>
-    <w:p>
-      <w:pPr>
-        <w:numPr>
-          <w:ilvl w:val="0"/>
-          <w:numId w:val="1005"/>
-        </w:numPr>
+    </w:p>
+    <w:p>
+      <w:pPr>
+        <w:pStyle w:val="BodyText"/>
       </w:pPr>
       <w:r>
         <w:t xml:space="preserve">ELENA: When does the money arrive?</w:t>
       </w:r>
-      <w:r>
-        <w:t xml:space="preserve"> </w:t>
-      </w:r>
-      <w:r>
-        <w:t xml:space="preserve">엘레나: 돈은 언제 들어와요?</w:t>
-      </w:r>
-    </w:p>
-    <w:p>
-      <w:pPr>
-        <w:numPr>
-          <w:ilvl w:val="0"/>
-          <w:numId w:val="1005"/>
-        </w:numPr>
+    </w:p>
+    <w:p>
+      <w:pPr>
+        <w:pStyle w:val="BodyText"/>
       </w:pPr>
       <w:r>
         <w:t xml:space="preserve">DIANE: Three weeks. Diligence, then closing. Before your first patient.</w:t>
       </w:r>
-      <w:r>
-        <w:t xml:space="preserve"> </w:t>
-      </w:r>
-      <w:r>
-        <w:t xml:space="preserve">다이앤: 3주요. 실사 후 클로징. 첫 환자 전에요.</w:t>
-      </w:r>
-    </w:p>
-    <w:p>
-      <w:pPr>
-        <w:numPr>
-          <w:ilvl w:val="0"/>
-          <w:numId w:val="1005"/>
-        </w:numPr>
+    </w:p>
+    <w:p>
+      <w:pPr>
+        <w:pStyle w:val="BodyText"/>
       </w:pPr>
       <w:r>
         <w:t xml:space="preserve">NOAH: First patient. November fourteenth. At Rachel’s clinic.</w:t>
       </w:r>
-      <w:r>
-        <w:t xml:space="preserve"> </w:t>
-      </w:r>
-      <w:r>
-        <w:t xml:space="preserve">노아: 첫 환자. 11월 14일. 레이첼의 병원에서.</w:t>
-      </w:r>
-    </w:p>
-    <w:p>
-      <w:pPr>
-        <w:numPr>
-          <w:ilvl w:val="0"/>
-          <w:numId w:val="1005"/>
-        </w:numPr>
+    </w:p>
+    <w:p>
+      <w:pPr>
+        <w:pStyle w:val="BodyText"/>
       </w:pPr>
       <w:r>
         <w:t xml:space="preserve">ELENA: Then we have seven weeks to get every site ready, trained and checked. Fifteen sites, one protocol, no excuses. The first patient is the one everyone will remember.</w:t>
-      </w:r>
-      <w:r>
-        <w:t xml:space="preserve"> </w:t>
-      </w:r>
-      <w:r>
-        <w:t xml:space="preserve">엘레나: 그럼 7주 안에 모든 사이트를 준비하고, 교육하고, 점검해야 해요. 사이트 열다섯 곳, 프로토콜 하나, 변명은 없어요. 첫 환자는 모두가 기억하게 될 환자니까요.</w:t>
       </w:r>
     </w:p>
     <w:p>
@@ -2536,7 +1390,7 @@
               <w:jc w:val="left"/>
             </w:pPr>
             <w:r>
-              <w:t xml:space="preserve">02턴. 대안(BATNA)의 중요성.</w:t>
+              <w:t xml:space="preserve">도입. 대안(BATNA)의 중요성.</w:t>
             </w:r>
           </w:p>
         </w:tc>
@@ -2586,7 +1440,7 @@
               <w:jc w:val="left"/>
             </w:pPr>
             <w:r>
-              <w:t xml:space="preserve">09턴. 조건 전체를 보라는 투자 격언.</w:t>
+              <w:t xml:space="preserve">도입. 조건 전체를 보라는 투자 격언.</w:t>
             </w:r>
           </w:p>
         </w:tc>
@@ -2636,7 +1490,7 @@
               <w:jc w:val="left"/>
             </w:pPr>
             <w:r>
-              <w:t xml:space="preserve">26~29턴. 우선 회수 후 나머지 배분에도 참여하는 조건.</w:t>
+              <w:t xml:space="preserve">장면1. 우선 회수 후 나머지 배분에도 참여하는 조건.</w:t>
             </w:r>
           </w:p>
         </w:tc>
@@ -2686,7 +1540,7 @@
               <w:jc w:val="left"/>
             </w:pPr>
             <w:r>
-              <w:t xml:space="preserve">30턴. downside = 하락 위험, 손실 가능성.</w:t>
+              <w:t xml:space="preserve">장면1. downside = 하락 위험, 손실 가능성.</w:t>
             </w:r>
           </w:p>
         </w:tc>
@@ -2736,7 +1590,7 @@
               <w:jc w:val="left"/>
             </w:pPr>
             <w:r>
-              <w:t xml:space="preserve">48턴. 다른 선택지를 알아보지 못하게 하는 압박 전술.</w:t>
+              <w:t xml:space="preserve">장면1. 다른 선택지를 알아보지 못하게 하는 압박 전술.</w:t>
             </w:r>
           </w:p>
         </w:tc>
@@ -2786,7 +1640,7 @@
               <w:jc w:val="left"/>
             </w:pPr>
             <w:r>
-              <w:t xml:space="preserve">81턴. 협상 레버리지를 정직하게 밝히는 표현.</w:t>
+              <w:t xml:space="preserve">절정·전환. 협상 레버리지를 정직하게 밝히는 표현.</w:t>
             </w:r>
           </w:p>
         </w:tc>
@@ -2836,7 +1690,7 @@
               <w:jc w:val="left"/>
             </w:pPr>
             <w:r>
-              <w:t xml:space="preserve">88턴. 표면 가치와 실질 가치의 차이.</w:t>
+              <w:t xml:space="preserve">절정·전환. 표면 가치와 실질 가치의 차이.</w:t>
             </w:r>
           </w:p>
         </w:tc>
@@ -2886,7 +1740,7 @@
               <w:jc w:val="left"/>
             </w:pPr>
             <w:r>
-              <w:t xml:space="preserve">92턴. 투명성이 가치평가에 미치는 영향.</w:t>
+              <w:t xml:space="preserve">절정·전환. 투명성이 가치평가에 미치는 영향.</w:t>
             </w:r>
           </w:p>
         </w:tc>
@@ -2936,7 +1790,7 @@
               <w:jc w:val="left"/>
             </w:pPr>
             <w:r>
-              <w:t xml:space="preserve">97턴. 투자자를</w:t>
+              <w:t xml:space="preserve">절정·전환. 투자자를</w:t>
             </w:r>
             <w:r>
               <w:t xml:space="preserve"> </w:t>
@@ -3001,7 +1855,7 @@
               <w:jc w:val="left"/>
             </w:pPr>
             <w:r>
-              <w:t xml:space="preserve">104턴. 투자자 선택의 원칙.</w:t>
+              <w:t xml:space="preserve">절정·전환. 투자자 선택의 원칙.</w:t>
             </w:r>
           </w:p>
         </w:tc>
@@ -3462,7 +2316,7 @@
           <w:bCs/>
           <w:b/>
         </w:rPr>
-        <w:t xml:space="preserve">86턴 VICTORIA:</w:t>
+        <w:t xml:space="preserve">VICTORIA (절정·전환):</w:t>
       </w:r>
       <w:r>
         <w:t xml:space="preserve"> </w:t>
@@ -3748,9 +2602,1102 @@
         <w:t xml:space="preserve">더 싸 보이는 경쟁 견적을 내미는 고객에게, 총비용을 보라고 설득하는 말을 같은 구조로 30단어 안팎으로 해 보기.</w:t>
       </w:r>
     </w:p>
+    <w:p>
+      <w:r>
+        <w:pict>
+          <v:rect style="width:0;height:1.5pt" o:hralign="center" o:hrstd="t" o:hr="t"/>
+        </w:pict>
+      </w:r>
+    </w:p>
     <w:bookmarkEnd w:id="30"/>
     <w:bookmarkEnd w:id="31"/>
+    <w:bookmarkStart w:id="37" w:name="한국어-번역"/>
+    <w:p>
+      <w:pPr>
+        <w:pStyle w:val="Heading2"/>
+      </w:pPr>
+      <w:r>
+        <w:t xml:space="preserve">한국어 번역</w:t>
+      </w:r>
+    </w:p>
+    <w:bookmarkStart w:id="32" w:name="도입-월요일-오후-준비-1"/>
+    <w:p>
+      <w:pPr>
+        <w:pStyle w:val="Heading3"/>
+      </w:pPr>
+      <w:r>
+        <w:t xml:space="preserve">도입 — 월요일 오후, 준비</w:t>
+      </w:r>
+    </w:p>
+    <w:p>
+      <w:pPr>
+        <w:pStyle w:val="FirstParagraph"/>
+      </w:pPr>
+      <w:r>
+        <w:t xml:space="preserve">노아: 이번 주에 VC 두 곳. 오늘은 베이라인, 내일은 사이프러스.</w:t>
+      </w:r>
+    </w:p>
+    <w:p>
+      <w:pPr>
+        <w:pStyle w:val="BodyText"/>
+      </w:pPr>
+      <w:r>
+        <w:t xml:space="preserve">마커스: 둘은 하나. 좋아. 살 사람이 하나뿐일 땐 절대 협상하지 마.</w:t>
+      </w:r>
+    </w:p>
+    <w:p>
+      <w:pPr>
+        <w:pStyle w:val="BodyText"/>
+      </w:pPr>
+      <w:r>
+        <w:t xml:space="preserve">엘레나: 그쪽들에 대해 뭘 알아요?</w:t>
+      </w:r>
+    </w:p>
+    <w:p>
+      <w:pPr>
+        <w:pStyle w:val="BodyText"/>
+      </w:pPr>
+      <w:r>
+        <w:t xml:space="preserve">프리야: 베이라인은 빨라. 테크 투자자들이고. 최근에 헬스케어 펀드를 시작했어.</w:t>
+      </w:r>
+    </w:p>
+    <w:p>
+      <w:pPr>
+        <w:pStyle w:val="BodyText"/>
+      </w:pPr>
+      <w:r>
+        <w:t xml:space="preserve">노아: 사이프러스는 느려. 헬스케어만 해. 20년. 필러 회사 여섯 곳에 투자했어.</w:t>
+      </w:r>
+    </w:p>
+    <w:p>
+      <w:pPr>
+        <w:pStyle w:val="BodyText"/>
+      </w:pPr>
+      <w:r>
+        <w:t xml:space="preserve">마커스: 빠르고 새롭거나, 느리고 경험이 많거나.</w:t>
+      </w:r>
+    </w:p>
+    <w:p>
+      <w:pPr>
+        <w:pStyle w:val="BodyText"/>
+      </w:pPr>
+      <w:r>
+        <w:t xml:space="preserve">엘레나: 외과 의사 뽑는 거랑 같네요. 난 느리고 경험 많은 쪽을 택하겠어요.</w:t>
+      </w:r>
+    </w:p>
+    <w:p>
+      <w:pPr>
+        <w:pStyle w:val="BodyText"/>
+      </w:pPr>
+      <w:r>
+        <w:t xml:space="preserve">노아: 결정하기 전에 둘 다 들어 보죠.</w:t>
+      </w:r>
+    </w:p>
+    <w:p>
+      <w:pPr>
+        <w:pStyle w:val="BodyText"/>
+      </w:pPr>
+      <w:r>
+        <w:t xml:space="preserve">프리야: 일레인이 문자 보냈어.</w:t>
+      </w:r>
+      <w:r>
+        <w:t xml:space="preserve"> </w:t>
+      </w:r>
+      <w:r>
+        <w:t xml:space="preserve">“</w:t>
+      </w:r>
+      <w:r>
+        <w:t xml:space="preserve">가장 큰 숫자랑 사랑에 빠지지 마라.</w:t>
+      </w:r>
+      <w:r>
+        <w:t xml:space="preserve">”</w:t>
+      </w:r>
+    </w:p>
+    <w:p>
+      <w:pPr>
+        <w:pStyle w:val="BodyText"/>
+      </w:pPr>
+      <w:r>
+        <w:t xml:space="preserve">마커스: 현명한 분이야.</w:t>
+      </w:r>
+    </w:p>
+    <w:p>
+      <w:pPr>
+        <w:pStyle w:val="BodyText"/>
+      </w:pPr>
+      <w:r>
+        <w:t xml:space="preserve">노아: 그리고 리처드도 문자 보냈어요.</w:t>
+      </w:r>
+      <w:r>
+        <w:t xml:space="preserve"> </w:t>
+      </w:r>
+      <w:r>
+        <w:t xml:space="preserve">“</w:t>
+      </w:r>
+      <w:r>
+        <w:t xml:space="preserve">베이라인은 빨리 움직일 거다. 휘둘리지 마라.</w:t>
+      </w:r>
+      <w:r>
+        <w:t xml:space="preserve">”</w:t>
+      </w:r>
+    </w:p>
+    <w:p>
+      <w:pPr>
+        <w:pStyle w:val="BodyText"/>
+      </w:pPr>
+      <w:r>
+        <w:t xml:space="preserve">엘레나: 오늘은 다들 문자로 조언하네요.</w:t>
+      </w:r>
+    </w:p>
+    <w:p>
+      <w:pPr>
+        <w:pStyle w:val="BodyText"/>
+      </w:pPr>
+      <w:r>
+        <w:t xml:space="preserve">노아: 내 원칙은 이거예요. 숫자가 아무리 좋게 들려도 어떤 미팅에서도</w:t>
+      </w:r>
+      <w:r>
+        <w:t xml:space="preserve"> </w:t>
+      </w:r>
+      <w:r>
+        <w:t xml:space="preserve">“</w:t>
+      </w:r>
+      <w:r>
+        <w:t xml:space="preserve">예</w:t>
+      </w:r>
+      <w:r>
+        <w:t xml:space="preserve">”</w:t>
+      </w:r>
+      <w:r>
+        <w:t xml:space="preserve">라고 하지 않는다. 듣고, 질문하고, 그다음에 안에서 한 팀으로 함께 결정한다.</w:t>
+      </w:r>
+    </w:p>
+    <w:p>
+      <w:pPr>
+        <w:pStyle w:val="BodyText"/>
+      </w:pPr>
+      <w:r>
+        <w:t xml:space="preserve">프리야: 시드 피칭에서 배웠구나.</w:t>
+      </w:r>
+    </w:p>
+    <w:p>
+      <w:pPr>
+        <w:pStyle w:val="BodyText"/>
+      </w:pPr>
+      <w:r>
+        <w:t xml:space="preserve">노아: 안쪽 단계를 한 번 건너뛰었지. 다시는 안 해. 베이라인 전화 왔다.</w:t>
+      </w:r>
+    </w:p>
     <w:bookmarkEnd w:id="32"/>
+    <w:bookmarkStart w:id="33" w:name="장면1-bayline-capital-큰-숫자-1"/>
+    <w:p>
+      <w:pPr>
+        <w:pStyle w:val="Heading3"/>
+      </w:pPr>
+      <w:r>
+        <w:t xml:space="preserve">장면1 — Bayline Capital, 큰 숫자</w:t>
+      </w:r>
+    </w:p>
+    <w:p>
+      <w:pPr>
+        <w:pStyle w:val="FirstParagraph"/>
+      </w:pPr>
+      <w:r>
+        <w:t xml:space="preserve">콜: 안녕하세요, 팀! 베이라인의 콜 매튜스예요. 만드시는 거 너무 좋아요. 정말로요.</w:t>
+      </w:r>
+    </w:p>
+    <w:p>
+      <w:pPr>
+        <w:pStyle w:val="BodyText"/>
+      </w:pPr>
+      <w:r>
+        <w:t xml:space="preserve">노아: 고마워요, 콜. 시간 내 주셔서요.</w:t>
+      </w:r>
+    </w:p>
+    <w:p>
+      <w:pPr>
+        <w:pStyle w:val="BodyText"/>
+      </w:pPr>
+      <w:r>
+        <w:t xml:space="preserve">콜: 직설적으로 말할게요. 다 읽었어요. 시리즈 A를 리드하고 싶어요.</w:t>
+      </w:r>
+    </w:p>
+    <w:p>
+      <w:pPr>
+        <w:pStyle w:val="BodyText"/>
+      </w:pPr>
+      <w:r>
+        <w:t xml:space="preserve">엘레나: 빠르네요.</w:t>
+      </w:r>
+    </w:p>
+    <w:p>
+      <w:pPr>
+        <w:pStyle w:val="BodyText"/>
+      </w:pPr>
+      <w:r>
+        <w:t xml:space="preserve">콜: 속도가 저희 강점이에요. 2,500만 달러. 프리머니 6,000만.</w:t>
+      </w:r>
+    </w:p>
+    <w:p>
+      <w:pPr>
+        <w:pStyle w:val="BodyText"/>
+      </w:pPr>
+      <w:r>
+        <w:t xml:space="preserve">프리야: 6,000만이요?</w:t>
+      </w:r>
+    </w:p>
+    <w:p>
+      <w:pPr>
+        <w:pStyle w:val="BodyText"/>
+      </w:pPr>
+      <w:r>
+        <w:t xml:space="preserve">콜: 6,000만. 아무도 6,000만은 제시 안 할 거예요, 장담해요. 이 단계 회사에 보통 이만큼은 안 주는데, 저희는 이 팀을 믿고, 진짜 돈으로 그걸 보여 드리는 거예요.</w:t>
+      </w:r>
+    </w:p>
+    <w:p>
+      <w:pPr>
+        <w:pStyle w:val="BodyText"/>
+      </w:pPr>
+      <w:r>
+        <w:t xml:space="preserve">노아: 정말 후하네요. 다른 조건은요?</w:t>
+      </w:r>
+    </w:p>
+    <w:p>
+      <w:pPr>
+        <w:pStyle w:val="BodyText"/>
+      </w:pPr>
+      <w:r>
+        <w:t xml:space="preserve">콜: 일반적인 거예요. 이사회 두 석. 2배 청산 우선권.</w:t>
+      </w:r>
+    </w:p>
+    <w:p>
+      <w:pPr>
+        <w:pStyle w:val="BodyText"/>
+      </w:pPr>
+      <w:r>
+        <w:t xml:space="preserve">마커스: 2배요? 시드는 1배였는데요.</w:t>
+      </w:r>
+    </w:p>
+    <w:p>
+      <w:pPr>
+        <w:pStyle w:val="BodyText"/>
+      </w:pPr>
+      <w:r>
+        <w:t xml:space="preserve">콜: 참여형이고요. 하지만 그건 일이 잘못될 때만 의미가 있어요.</w:t>
+      </w:r>
+    </w:p>
+    <w:p>
+      <w:pPr>
+        <w:pStyle w:val="BodyText"/>
+      </w:pPr>
+      <w:r>
+        <w:t xml:space="preserve">엘레나: 참여형을 설명해 줄 수 있어요? 쉬운 말로요?</w:t>
+      </w:r>
+    </w:p>
+    <w:p>
+      <w:pPr>
+        <w:pStyle w:val="BodyText"/>
+      </w:pPr>
+      <w:r>
+        <w:t xml:space="preserve">콜: 회사를 팔면, 저희가 먼저 투자금의 두 배를 돌려받아요. 그다음 남은 것에서도 다른 주주들처럼 지분만큼 받고요. 테크 딜에선 아주 흔한 거예요.</w:t>
+      </w:r>
+    </w:p>
+    <w:p>
+      <w:pPr>
+        <w:pStyle w:val="BodyText"/>
+      </w:pPr>
+      <w:r>
+        <w:t xml:space="preserve">프리야: 그러니까 두 번 받는 거네요. 먼저 한 번, 그다음 또 한 번.</w:t>
+      </w:r>
+    </w:p>
+    <w:p>
+      <w:pPr>
+        <w:pStyle w:val="BodyText"/>
+      </w:pPr>
+      <w:r>
+        <w:t xml:space="preserve">콜: 그렇게 말할 수도 있죠. 저희 손실을 막아 주는 장치예요.</w:t>
+      </w:r>
+    </w:p>
+    <w:p>
+      <w:pPr>
+        <w:pStyle w:val="BodyText"/>
+      </w:pPr>
+      <w:r>
+        <w:t xml:space="preserve">노아: 이사회 두 석. 리처드까지 하면 투자자가 세 명이네요.</w:t>
+      </w:r>
+    </w:p>
+    <w:p>
+      <w:pPr>
+        <w:pStyle w:val="BodyText"/>
+      </w:pPr>
+      <w:r>
+        <w:t xml:space="preserve">콜: 강한 발언권을 원해요. 2,500만 달러는 큰돈이니까요.</w:t>
+      </w:r>
+    </w:p>
+    <w:p>
+      <w:pPr>
+        <w:pStyle w:val="BodyText"/>
+      </w:pPr>
+      <w:r>
+        <w:t xml:space="preserve">엘레나: FDA 임상 경험이 있으세요?</w:t>
+      </w:r>
+    </w:p>
+    <w:p>
+      <w:pPr>
+        <w:pStyle w:val="BodyText"/>
+      </w:pPr>
+      <w:r>
+        <w:t xml:space="preserve">콜: 새 헬스케어 팀이 훌륭해요. 올해 세 명 뽑았어요.</w:t>
+      </w:r>
+    </w:p>
+    <w:p>
+      <w:pPr>
+        <w:pStyle w:val="BodyText"/>
+      </w:pPr>
+      <w:r>
+        <w:t xml:space="preserve">마커스: 올해라. 그러니까 필러 경험은 없네요.</w:t>
+      </w:r>
+    </w:p>
+    <w:p>
+      <w:pPr>
+        <w:pStyle w:val="BodyText"/>
+      </w:pPr>
+      <w:r>
+        <w:t xml:space="preserve">콜: 저희는 속도와 인맥을 가져와요. 테크식 사고요. 헬스케어엔 그게 필요해요.</w:t>
+      </w:r>
+    </w:p>
+    <w:p>
+      <w:pPr>
+        <w:pStyle w:val="BodyText"/>
+      </w:pPr>
+      <w:r>
+        <w:t xml:space="preserve">노아: 답은 언제까지 필요하세요?</w:t>
+      </w:r>
+    </w:p>
+    <w:p>
+      <w:pPr>
+        <w:pStyle w:val="BodyText"/>
+      </w:pPr>
+      <w:r>
+        <w:t xml:space="preserve">콜: 48시간이요. 수요일 오후 2시.</w:t>
+      </w:r>
+    </w:p>
+    <w:p>
+      <w:pPr>
+        <w:pStyle w:val="BodyText"/>
+      </w:pPr>
+      <w:r>
+        <w:t xml:space="preserve">프리야: 2,500만 달러에 48시간이요?</w:t>
+      </w:r>
+    </w:p>
+    <w:p>
+      <w:pPr>
+        <w:pStyle w:val="BodyText"/>
+      </w:pPr>
+      <w:r>
+        <w:t xml:space="preserve">콜: 좋은 거래는 빨리 움직여요. 기다리시면 제안은 만료돼요.</w:t>
+      </w:r>
+    </w:p>
+    <w:p>
+      <w:pPr>
+        <w:pStyle w:val="BodyText"/>
+      </w:pPr>
+      <w:r>
+        <w:t xml:space="preserve">노아: 내일 다른 회사와 미팅이 있어요.</w:t>
+      </w:r>
+    </w:p>
+    <w:p>
+      <w:pPr>
+        <w:pStyle w:val="BodyText"/>
+      </w:pPr>
+      <w:r>
+        <w:t xml:space="preserve">콜: 사이프러스요? 석 달 걸릴 거예요. 그리고 절반을 제시하겠죠.</w:t>
+      </w:r>
+    </w:p>
+    <w:p>
+      <w:pPr>
+        <w:pStyle w:val="BodyText"/>
+      </w:pPr>
+      <w:r>
+        <w:t xml:space="preserve">마커스: 사이프러스인 걸 어떻게 알아요?</w:t>
+      </w:r>
+    </w:p>
+    <w:p>
+      <w:pPr>
+        <w:pStyle w:val="BodyText"/>
+      </w:pPr>
+      <w:r>
+        <w:t xml:space="preserve">콜: 다들 서로 알아요. 수요일 오후 2시. 생각해 보세요.</w:t>
+      </w:r>
+    </w:p>
+    <w:p>
+      <w:pPr>
+        <w:pStyle w:val="BodyText"/>
+      </w:pPr>
+      <w:r>
+        <w:t xml:space="preserve">노아: 그럴게요. 고마워요, 콜.</w:t>
+      </w:r>
+    </w:p>
+    <w:p>
+      <w:pPr>
+        <w:pStyle w:val="BodyText"/>
+      </w:pPr>
+      <w:r>
+        <w:t xml:space="preserve">프리야: 6,000만. 시드 가치평가의 거의 세 배야.</w:t>
+      </w:r>
+    </w:p>
+    <w:p>
+      <w:pPr>
+        <w:pStyle w:val="BodyText"/>
+      </w:pPr>
+      <w:r>
+        <w:t xml:space="preserve">엘레나: 그리고 2배 참여형 우선권. 이사회 두 석. 그리고 48시간.</w:t>
+      </w:r>
+    </w:p>
+    <w:p>
+      <w:pPr>
+        <w:pStyle w:val="BodyText"/>
+      </w:pPr>
+      <w:r>
+        <w:t xml:space="preserve">마커스: 그걸 익스플로딩 오퍼라고 해. 다른 데 알아보지 못하게 만든 거지. 제안을 비교할 수 없으면 협상도 못 하니까. 군대에선 그걸 지형을 장악한다고 하지.</w:t>
+      </w:r>
+    </w:p>
+    <w:p>
+      <w:pPr>
+        <w:pStyle w:val="BodyText"/>
+      </w:pPr>
+      <w:r>
+        <w:t xml:space="preserve">노아: 그래도 가장 큰 숫자잖아요.</w:t>
+      </w:r>
+    </w:p>
+    <w:p>
+      <w:pPr>
+        <w:pStyle w:val="BodyText"/>
+      </w:pPr>
+      <w:r>
+        <w:t xml:space="preserve">프리야: 일레인이 거기에 빠지지 말라고 했어.</w:t>
+      </w:r>
+    </w:p>
+    <w:bookmarkEnd w:id="33"/>
+    <w:bookmarkStart w:id="34" w:name="장면2-cypress-health-ventures-느린-질문들-1"/>
+    <w:p>
+      <w:pPr>
+        <w:pStyle w:val="Heading3"/>
+      </w:pPr>
+      <w:r>
+        <w:t xml:space="preserve">장면2 — Cypress Health Ventures, 느린 질문들</w:t>
+      </w:r>
+    </w:p>
+    <w:p>
+      <w:pPr>
+        <w:pStyle w:val="FirstParagraph"/>
+      </w:pPr>
+      <w:r>
+        <w:t xml:space="preserve">빅토리아: 사이프러스의 빅토리아 레인입니다. 직접 뵙게 해 주셔서 감사해요.</w:t>
+      </w:r>
+    </w:p>
+    <w:p>
+      <w:pPr>
+        <w:pStyle w:val="BodyText"/>
+      </w:pPr>
+      <w:r>
+        <w:t xml:space="preserve">노아: 보스턴에서 날아와 주셔서 감사해요.</w:t>
+      </w:r>
+    </w:p>
+    <w:p>
+      <w:pPr>
+        <w:pStyle w:val="BodyText"/>
+      </w:pPr>
+      <w:r>
+        <w:t xml:space="preserve">빅토리아: 저는 투자 전에 항상 실험실을 봐요. 먼저 봐도 될까요?</w:t>
+      </w:r>
+    </w:p>
+    <w:p>
+      <w:pPr>
+        <w:pStyle w:val="BodyText"/>
+      </w:pPr>
+      <w:r>
+        <w:t xml:space="preserve">마커스: 물론이죠. 가운은 왼쪽에 있어요.</w:t>
+      </w:r>
+    </w:p>
+    <w:p>
+      <w:pPr>
+        <w:pStyle w:val="BodyText"/>
+      </w:pPr>
+      <w:r>
+        <w:t xml:space="preserve">빅토리아: 이 표지판은 누가 썼어요?</w:t>
+      </w:r>
+      <w:r>
+        <w:t xml:space="preserve"> </w:t>
+      </w:r>
+      <w:r>
+        <w:t xml:space="preserve">“</w:t>
+      </w:r>
+      <w:r>
+        <w:t xml:space="preserve">둘은 하나, 하나는 없는 것.</w:t>
+      </w:r>
+      <w:r>
+        <w:t xml:space="preserve">”</w:t>
+      </w:r>
+    </w:p>
+    <w:p>
+      <w:pPr>
+        <w:pStyle w:val="BodyText"/>
+      </w:pPr>
+      <w:r>
+        <w:t xml:space="preserve">마커스: 제가요. 군대 규칙이에요. 모든 것에 백업이 있어요.</w:t>
+      </w:r>
+    </w:p>
+    <w:p>
+      <w:pPr>
+        <w:pStyle w:val="BodyText"/>
+      </w:pPr>
+      <w:r>
+        <w:t xml:space="preserve">빅토리아: 생산업체도요?</w:t>
+      </w:r>
+    </w:p>
+    <w:p>
+      <w:pPr>
+        <w:pStyle w:val="BodyText"/>
+      </w:pPr>
+      <w:r>
+        <w:t xml:space="preserve">마커스: 아직은요. 솔직히 그게 우리의 가장 약한 부분이에요. 생산업체가 한 곳뿐이고 백업이 없어요. 저 표지판에 쓴 제 규칙을 스스로 어기고 있는 거죠. 두 번째 업체 찾는 게 제 최우선 과제예요.</w:t>
+      </w:r>
+    </w:p>
+    <w:p>
+      <w:pPr>
+        <w:pStyle w:val="BodyText"/>
+      </w:pPr>
+      <w:r>
+        <w:t xml:space="preserve">빅토리아: 말씀해 주셔서 감사해요. 대부분의 창업자는 그걸 숨기죠.</w:t>
+      </w:r>
+    </w:p>
+    <w:p>
+      <w:pPr>
+        <w:pStyle w:val="BodyText"/>
+      </w:pPr>
+      <w:r>
+        <w:t xml:space="preserve">엘레나: 좋은 선생님들이 있었어요. 일레인 최가 그중 한 분이에요.</w:t>
+      </w:r>
+    </w:p>
+    <w:p>
+      <w:pPr>
+        <w:pStyle w:val="BodyText"/>
+      </w:pPr>
+      <w:r>
+        <w:t xml:space="preserve">빅토리아: 일레인이요? 10년 전에 같은 이사회에 있었어요.</w:t>
+      </w:r>
+    </w:p>
+    <w:p>
+      <w:pPr>
+        <w:pStyle w:val="BodyText"/>
+      </w:pPr>
+      <w:r>
+        <w:t xml:space="preserve">노아: 다들 서로 알죠.</w:t>
+      </w:r>
+    </w:p>
+    <w:p>
+      <w:pPr>
+        <w:pStyle w:val="BodyText"/>
+      </w:pPr>
+      <w:r>
+        <w:t xml:space="preserve">빅토리아: 헬스케어에선 그래요. 이제 제 질문이요. 용해 하위 연구. 환자 40명.</w:t>
+      </w:r>
+    </w:p>
+    <w:p>
+      <w:pPr>
+        <w:pStyle w:val="BodyText"/>
+      </w:pPr>
+      <w:r>
+        <w:t xml:space="preserve">프리야: 군당 20명. 같은 응급 용량.</w:t>
+      </w:r>
+    </w:p>
+    <w:p>
+      <w:pPr>
+        <w:pStyle w:val="BodyText"/>
+      </w:pPr>
+      <w:r>
+        <w:t xml:space="preserve">빅토리아: 사람 결과가 동물 결과보다 낮으면요?</w:t>
+      </w:r>
+    </w:p>
+    <w:p>
+      <w:pPr>
+        <w:pStyle w:val="BodyText"/>
+      </w:pPr>
+      <w:r>
+        <w:t xml:space="preserve">프리야: 그럼 보고하죠. 1.8을 보고했던 것과 똑같이요. 낮은 숫자도 진짜 숫자예요. 좋은 소식만 원하는 투자자라면 우리와 맞지 않는 투자자예요.</w:t>
+      </w:r>
+    </w:p>
+    <w:p>
+      <w:pPr>
+        <w:pStyle w:val="BodyText"/>
+      </w:pPr>
+      <w:r>
+        <w:t xml:space="preserve">빅토리아: 그 얘기 읽었어요. 리처드가 말해 줬어요. 그래서 제가 여기 온 거예요.</w:t>
+      </w:r>
+    </w:p>
+    <w:p>
+      <w:pPr>
+        <w:pStyle w:val="BodyText"/>
+      </w:pPr>
+      <w:r>
+        <w:t xml:space="preserve">엘레나: 우리가 나쁜 소식을 보고해서요?</w:t>
+      </w:r>
+    </w:p>
+    <w:p>
+      <w:pPr>
+        <w:pStyle w:val="BodyText"/>
+      </w:pPr>
+      <w:r>
+        <w:t xml:space="preserve">빅토리아: 아무도 묻기 전에 보고했으니까요. 그건 드물어요. 20년 동안 실사에서 들킬 때까지 나쁜 시험 결과를 숨기는 회사를 많이 봤어요. 자, 할번 얘기를 해 보죠.</w:t>
+      </w:r>
+    </w:p>
+    <w:p>
+      <w:pPr>
+        <w:pStyle w:val="BodyText"/>
+      </w:pPr>
+      <w:r>
+        <w:t xml:space="preserve">노아: 그쪽의 되돌릴 수 있는 필러 프로그램 얘기 들으셨어요? 저희도 들었어요. 공식적인 건 없고요.</w:t>
+      </w:r>
+    </w:p>
+    <w:p>
+      <w:pPr>
+        <w:pStyle w:val="BodyText"/>
+      </w:pPr>
+      <w:r>
+        <w:t xml:space="preserve">빅토리아: 진짜예요. 여러분보다 1년쯤 뒤처져 있어요. 어쩌면 그보다 덜.</w:t>
+      </w:r>
+    </w:p>
+    <w:p>
+      <w:pPr>
+        <w:pStyle w:val="BodyText"/>
+      </w:pPr>
+      <w:r>
+        <w:t xml:space="preserve">마커스: 어떻게 알아요?</w:t>
+      </w:r>
+    </w:p>
+    <w:p>
+      <w:pPr>
+        <w:pStyle w:val="BodyText"/>
+      </w:pPr>
+      <w:r>
+        <w:t xml:space="preserve">빅토리아: 이 업계에서 20년이에요. 더는 말씀드릴 수 없어요.</w:t>
+      </w:r>
+    </w:p>
+    <w:p>
+      <w:pPr>
+        <w:pStyle w:val="BodyText"/>
+      </w:pPr>
+      <w:r>
+        <w:t xml:space="preserve">프리야: 1년. 그건 많지 않네요.</w:t>
+      </w:r>
+    </w:p>
+    <w:p>
+      <w:pPr>
+        <w:pStyle w:val="BodyText"/>
+      </w:pPr>
+      <w:r>
+        <w:t xml:space="preserve">빅토리아: 충분해요. 낭비하지만 않으면요. 그래서 제가 돕고 싶은 거예요.</w:t>
+      </w:r>
+    </w:p>
+    <w:p>
+      <w:pPr>
+        <w:pStyle w:val="BodyText"/>
+      </w:pPr>
+      <w:r>
+        <w:t xml:space="preserve">노아: 사이프러스는 어떤 제안을 하시겠어요?</w:t>
+      </w:r>
+    </w:p>
+    <w:p>
+      <w:pPr>
+        <w:pStyle w:val="BodyText"/>
+      </w:pPr>
+      <w:r>
+        <w:t xml:space="preserve">빅토리아: 2,500만 달러. 프리머니 4,500만. 1배 비참여형. 이사회 1석.</w:t>
+      </w:r>
+    </w:p>
+    <w:p>
+      <w:pPr>
+        <w:pStyle w:val="BodyText"/>
+      </w:pPr>
+      <w:r>
+        <w:t xml:space="preserve">엘레나: 그리고 일정은요?</w:t>
+      </w:r>
+    </w:p>
+    <w:p>
+      <w:pPr>
+        <w:pStyle w:val="BodyText"/>
+      </w:pPr>
+      <w:r>
+        <w:t xml:space="preserve">빅토리아: 실사 3주요. 서두르게 하지 않을게요. 필요한 만큼 시간을 쓰세요.</w:t>
+      </w:r>
+    </w:p>
+    <w:p>
+      <w:pPr>
+        <w:pStyle w:val="BodyText"/>
+      </w:pPr>
+      <w:r>
+        <w:t xml:space="preserve">마커스: 3주. 베이라인은 48시간 줬는데.</w:t>
+      </w:r>
+    </w:p>
+    <w:bookmarkEnd w:id="34"/>
+    <w:bookmarkStart w:id="35" w:name="절정전환-레버리지와-선택-1"/>
+    <w:p>
+      <w:pPr>
+        <w:pStyle w:val="Heading3"/>
+      </w:pPr>
+      <w:r>
+        <w:t xml:space="preserve">절정·전환 — 레버리지와 선택</w:t>
+      </w:r>
+    </w:p>
+    <w:p>
+      <w:pPr>
+        <w:pStyle w:val="FirstParagraph"/>
+      </w:pPr>
+      <w:r>
+        <w:t xml:space="preserve">노아: 빅토리아, 솔직히 말씀드릴게요. 다른 텀싯이 하나 있어요.</w:t>
+      </w:r>
+    </w:p>
+    <w:p>
+      <w:pPr>
+        <w:pStyle w:val="BodyText"/>
+      </w:pPr>
+      <w:r>
+        <w:t xml:space="preserve">빅토리아: 베이라인이죠. 프리 6,000만, 2배 참여형, 이사회 두 석. 수요일 만료.</w:t>
+      </w:r>
+    </w:p>
+    <w:p>
+      <w:pPr>
+        <w:pStyle w:val="BodyText"/>
+      </w:pPr>
+      <w:r>
+        <w:t xml:space="preserve">마커스: 세부 조건까지 알아요?</w:t>
+      </w:r>
+    </w:p>
+    <w:p>
+      <w:pPr>
+        <w:pStyle w:val="BodyText"/>
+      </w:pPr>
+      <w:r>
+        <w:t xml:space="preserve">빅토리아: 콜은 누구한테나 똑같이 제시해요. 그러고는 몇 년 동안 창업자들과 싸우죠.</w:t>
+      </w:r>
+    </w:p>
+    <w:p>
+      <w:pPr>
+        <w:pStyle w:val="BodyText"/>
+      </w:pPr>
+      <w:r>
+        <w:t xml:space="preserve">노아: 그쪽 숫자가 1,500만 더 높아요.</w:t>
+      </w:r>
+    </w:p>
+    <w:p>
+      <w:pPr>
+        <w:pStyle w:val="BodyText"/>
+      </w:pPr>
+      <w:r>
+        <w:t xml:space="preserve">빅토리아: 서류상으로는요. 하지만 한 줄만 보지 말고 텀싯 전체를 읽어야 해요. 2배 참여형 우선권이 붙으면, 실질 가격은 헤드라인 숫자보다 훨씬 낮아요.</w:t>
+      </w:r>
+    </w:p>
+    <w:p>
+      <w:pPr>
+        <w:pStyle w:val="BodyText"/>
+      </w:pPr>
+      <w:r>
+        <w:t xml:space="preserve">프리야: 우리가 매각하면 그쪽이 두 번 받으니까요.</w:t>
+      </w:r>
+    </w:p>
+    <w:p>
+      <w:pPr>
+        <w:pStyle w:val="BodyText"/>
+      </w:pPr>
+      <w:r>
+        <w:t xml:space="preserve">빅토리아: 맞아요. 헤드라인 숫자는 크고, 실질 숫자는 작죠.</w:t>
+      </w:r>
+    </w:p>
+    <w:p>
+      <w:pPr>
+        <w:pStyle w:val="BodyText"/>
+      </w:pPr>
+      <w:r>
+        <w:t xml:space="preserve">노아: 사이프러스는 가치평가를 조정할 수 있어요?</w:t>
+      </w:r>
+    </w:p>
+    <w:p>
+      <w:pPr>
+        <w:pStyle w:val="BodyText"/>
+      </w:pPr>
+      <w:r>
+        <w:t xml:space="preserve">빅토리아: 5,000만. 베이라인 때문이 아니라, 마커스가 생산업체에 대해 진실을 말해 줘서요.</w:t>
+      </w:r>
+    </w:p>
+    <w:p>
+      <w:pPr>
+        <w:pStyle w:val="BodyText"/>
+      </w:pPr>
+      <w:r>
+        <w:t xml:space="preserve">마커스: 정직함이 우리 가치평가를 500만 올렸다고요?</w:t>
+      </w:r>
+    </w:p>
+    <w:p>
+      <w:pPr>
+        <w:pStyle w:val="BodyText"/>
+      </w:pPr>
+      <w:r>
+        <w:t xml:space="preserve">빅토리아: 정직함은 제 리스크를 낮춰요. 리스크가 낮으면 가격이 높아지죠. 간단한 계산이에요.</w:t>
+      </w:r>
+    </w:p>
+    <w:p>
+      <w:pPr>
+        <w:pStyle w:val="BodyText"/>
+      </w:pPr>
+      <w:r>
+        <w:t xml:space="preserve">노아: 감사합니다. 목요일까지 결정할게요. 함께요.</w:t>
+      </w:r>
+    </w:p>
+    <w:p>
+      <w:pPr>
+        <w:pStyle w:val="BodyText"/>
+      </w:pPr>
+      <w:r>
+        <w:t xml:space="preserve">빅토리아: 천천히 하세요. 전 어디 안 가요.</w:t>
+      </w:r>
+    </w:p>
+    <w:p>
+      <w:pPr>
+        <w:pStyle w:val="BodyText"/>
+      </w:pPr>
+      <w:r>
+        <w:t xml:space="preserve">일레인: 그래서? 어느 쪽이 좋아요?</w:t>
+      </w:r>
+    </w:p>
+    <w:p>
+      <w:pPr>
+        <w:pStyle w:val="BodyText"/>
+      </w:pPr>
+      <w:r>
+        <w:t xml:space="preserve">노아: 베이라인이 숫자가 더 크고, 사이프러스가 조건이 더 좋아요.</w:t>
+      </w:r>
+    </w:p>
+    <w:p>
+      <w:pPr>
+        <w:pStyle w:val="BodyText"/>
+      </w:pPr>
+      <w:r>
+        <w:t xml:space="preserve">일레인: 다른 질문을 할게요. 새벽 2시에 누구한테 전화하고 싶어요?</w:t>
+      </w:r>
+    </w:p>
+    <w:p>
+      <w:pPr>
+        <w:pStyle w:val="BodyText"/>
+      </w:pPr>
+      <w:r>
+        <w:t xml:space="preserve">프리야: 새벽 2시요?</w:t>
+      </w:r>
+    </w:p>
+    <w:p>
+      <w:pPr>
+        <w:pStyle w:val="BodyText"/>
+      </w:pPr>
+      <w:r>
+        <w:t xml:space="preserve">일레인: 임상에 문제가 생겼을 때. FDA가 안 된다고 할 때. 할번이 소송을 걸 때. 그런 전화는 늘 밤에 와요. 그럴 땐 그런 일을 겪어 본 사람이 필요해요.</w:t>
+      </w:r>
+    </w:p>
+    <w:p>
+      <w:pPr>
+        <w:pStyle w:val="BodyText"/>
+      </w:pPr>
+      <w:r>
+        <w:t xml:space="preserve">엘레나: 빅토리아요. 의심의 여지 없이.</w:t>
+      </w:r>
+    </w:p>
+    <w:p>
+      <w:pPr>
+        <w:pStyle w:val="BodyText"/>
+      </w:pPr>
+      <w:r>
+        <w:t xml:space="preserve">마커스: 빅토리아. 돈 얘기 전에 실험실부터 보자고 했잖아.</w:t>
+      </w:r>
+    </w:p>
+    <w:p>
+      <w:pPr>
+        <w:pStyle w:val="BodyText"/>
+      </w:pPr>
+      <w:r>
+        <w:t xml:space="preserve">프리야: 빅토리아. 결과가 나쁘면 어떻게 되냐고 물었어.</w:t>
+      </w:r>
+    </w:p>
+    <w:p>
+      <w:pPr>
+        <w:pStyle w:val="BodyText"/>
+      </w:pPr>
+      <w:r>
+        <w:t xml:space="preserve">노아: 빅토리아. 콜은 어려운 질문을 하나도 안 했어요.</w:t>
+      </w:r>
+    </w:p>
+    <w:p>
+      <w:pPr>
+        <w:pStyle w:val="BodyText"/>
+      </w:pPr>
+      <w:r>
+        <w:t xml:space="preserve">일레인: 그럼 답이 나왔네요. 가격도 물론 중요해요. 하지만 파트너가 더 중요해요. 좋은 소식이든 나쁜 소식이든, 앞으로 오랫동안 그 사람들과 한 이사회실에 앉아 있어야 하니까요.</w:t>
+      </w:r>
+    </w:p>
+    <w:p>
+      <w:pPr>
+        <w:pStyle w:val="BodyText"/>
+      </w:pPr>
+      <w:r>
+        <w:t xml:space="preserve">노아: 다이앤, 사이프러스에 연락해 줄래요? 그리고 베이라인엔 정중하게 거절하고요?</w:t>
+      </w:r>
+    </w:p>
+    <w:bookmarkEnd w:id="35"/>
+    <w:bookmarkStart w:id="36" w:name="마무리-목요일-foster-law-1"/>
+    <w:p>
+      <w:pPr>
+        <w:pStyle w:val="Heading3"/>
+      </w:pPr>
+      <w:r>
+        <w:t xml:space="preserve">마무리 — 목요일, Foster Law</w:t>
+      </w:r>
+    </w:p>
+    <w:p>
+      <w:pPr>
+        <w:pStyle w:val="FirstParagraph"/>
+      </w:pPr>
+      <w:r>
+        <w:t xml:space="preserve">다이앤: 끝났어요. 사이프러스가 프리 5,000만에 2,500만 리드. 노스게이트와 일레인은 프로라타 참여.</w:t>
+      </w:r>
+    </w:p>
+    <w:p>
+      <w:pPr>
+        <w:pStyle w:val="BodyText"/>
+      </w:pPr>
+      <w:r>
+        <w:t xml:space="preserve">마커스: 그리고 이사회는?</w:t>
+      </w:r>
+    </w:p>
+    <w:p>
+      <w:pPr>
+        <w:pStyle w:val="BodyText"/>
+      </w:pPr>
+      <w:r>
+        <w:t xml:space="preserve">다이앤: 다섯 석. 노아, 프리야, 리처드, 빅토리아. 그리고 독립 이사 한 명.</w:t>
+      </w:r>
+    </w:p>
+    <w:p>
+      <w:pPr>
+        <w:pStyle w:val="BodyText"/>
+      </w:pPr>
+      <w:r>
+        <w:t xml:space="preserve">일레인: 나요. 받아 준다면.</w:t>
+      </w:r>
+    </w:p>
+    <w:p>
+      <w:pPr>
+        <w:pStyle w:val="BodyText"/>
+      </w:pPr>
+      <w:r>
+        <w:t xml:space="preserve">노아: 일레인, 당신은 우리를 처음 믿어 준 사람이에요. 당연하죠.</w:t>
+      </w:r>
+    </w:p>
+    <w:p>
+      <w:pPr>
+        <w:pStyle w:val="BodyText"/>
+      </w:pPr>
+      <w:r>
+        <w:t xml:space="preserve">일레인: 그럼 이사로서 첫 질문. 지금 단 하나의 핵심이 뭐죠?</w:t>
+      </w:r>
+    </w:p>
+    <w:p>
+      <w:pPr>
+        <w:pStyle w:val="BodyText"/>
+      </w:pPr>
+      <w:r>
+        <w:t xml:space="preserve">프리야: 똑같아요. 12개월, 세 배 빠르게. 이젠 사람에서요.</w:t>
+      </w:r>
+    </w:p>
+    <w:p>
+      <w:pPr>
+        <w:pStyle w:val="BodyText"/>
+      </w:pPr>
+      <w:r>
+        <w:t xml:space="preserve">일레인: 좋아요. 돈이 커졌다고 핵심을 바꾸지 마요. 돈이 많아지면 회의도, 사람도, 아이디어도 많아지는데, 그 하나하나가 다 여러분을 옆길로 끌어당길 거예요.</w:t>
+      </w:r>
+    </w:p>
+    <w:p>
+      <w:pPr>
+        <w:pStyle w:val="BodyText"/>
+      </w:pPr>
+      <w:r>
+        <w:t xml:space="preserve">다이앤: 콜은 거절을 어떻게 받아들였어요?</w:t>
+      </w:r>
+    </w:p>
+    <w:p>
+      <w:pPr>
+        <w:pStyle w:val="BodyText"/>
+      </w:pPr>
+      <w:r>
+        <w:t xml:space="preserve">노아:</w:t>
+      </w:r>
+      <w:r>
+        <w:t xml:space="preserve"> </w:t>
+      </w:r>
+      <w:r>
+        <w:t xml:space="preserve">“</w:t>
+      </w:r>
+      <w:r>
+        <w:t xml:space="preserve">후회할 거예요</w:t>
+      </w:r>
+      <w:r>
+        <w:t xml:space="preserve">”</w:t>
+      </w:r>
+      <w:r>
+        <w:t xml:space="preserve">라더니, 다른 필러 스타트업 아는 데 없냐고 묻더라고요.</w:t>
+      </w:r>
+    </w:p>
+    <w:p>
+      <w:pPr>
+        <w:pStyle w:val="BodyText"/>
+      </w:pPr>
+      <w:r>
+        <w:t xml:space="preserve">마커스: 하. 익스플로딩 오퍼 재활용이네.</w:t>
+      </w:r>
+    </w:p>
+    <w:p>
+      <w:pPr>
+        <w:pStyle w:val="BodyText"/>
+      </w:pPr>
+      <w:r>
+        <w:t xml:space="preserve">엘레나: 돈은 언제 들어와요?</w:t>
+      </w:r>
+    </w:p>
+    <w:p>
+      <w:pPr>
+        <w:pStyle w:val="BodyText"/>
+      </w:pPr>
+      <w:r>
+        <w:t xml:space="preserve">다이앤: 3주요. 실사 후 클로징. 첫 환자 전에요.</w:t>
+      </w:r>
+    </w:p>
+    <w:p>
+      <w:pPr>
+        <w:pStyle w:val="BodyText"/>
+      </w:pPr>
+      <w:r>
+        <w:t xml:space="preserve">노아: 첫 환자. 11월 14일. 레이첼의 병원에서.</w:t>
+      </w:r>
+    </w:p>
+    <w:p>
+      <w:pPr>
+        <w:pStyle w:val="BodyText"/>
+      </w:pPr>
+      <w:r>
+        <w:t xml:space="preserve">엘레나: 그럼 7주 안에 모든 사이트를 준비하고, 교육하고, 점검해야 해요. 사이트 열다섯 곳, 프로토콜 하나, 변명은 없어요. 첫 환자는 모두가 기억하게 될 환자니까요.</w:t>
+      </w:r>
+    </w:p>
+    <w:bookmarkEnd w:id="36"/>
+    <w:bookmarkEnd w:id="37"/>
+    <w:bookmarkEnd w:id="38"/>
     <w:sectPr/>
   </w:body>
 </w:document>
@@ -3857,583 +3804,8 @@
       </w:pPr>
     </w:lvl>
   </w:abstractNum>
-  <w:abstractNum w:abstractNumId="99411">
-    <w:nsid w:val="A99411"/>
-    <w:multiLevelType w:val="multilevel"/>
-    <w:lvl w:ilvl="0">
-      <w:start w:val="1"/>
-      <w:numFmt w:val="decimal"/>
-      <w:lvlText w:val="%1."/>
-      <w:lvlJc w:val="left"/>
-      <w:pPr>
-        <w:ind w:left="720" w:hanging="480"/>
-      </w:pPr>
-    </w:lvl>
-    <w:lvl w:ilvl="1">
-      <w:start w:val="1"/>
-      <w:numFmt w:val="decimal"/>
-      <w:lvlText w:val="%2."/>
-      <w:lvlJc w:val="left"/>
-      <w:pPr>
-        <w:ind w:left="1440" w:hanging="480"/>
-      </w:pPr>
-    </w:lvl>
-    <w:lvl w:ilvl="2">
-      <w:start w:val="1"/>
-      <w:numFmt w:val="decimal"/>
-      <w:lvlText w:val="%3."/>
-      <w:lvlJc w:val="left"/>
-      <w:pPr>
-        <w:ind w:left="2160" w:hanging="480"/>
-      </w:pPr>
-    </w:lvl>
-    <w:lvl w:ilvl="3">
-      <w:start w:val="1"/>
-      <w:numFmt w:val="decimal"/>
-      <w:lvlText w:val="%4."/>
-      <w:lvlJc w:val="left"/>
-      <w:pPr>
-        <w:ind w:left="2880" w:hanging="480"/>
-      </w:pPr>
-    </w:lvl>
-    <w:lvl w:ilvl="4">
-      <w:start w:val="1"/>
-      <w:numFmt w:val="decimal"/>
-      <w:lvlText w:val="%5."/>
-      <w:lvlJc w:val="left"/>
-      <w:pPr>
-        <w:ind w:left="3600" w:hanging="480"/>
-      </w:pPr>
-    </w:lvl>
-    <w:lvl w:ilvl="5">
-      <w:start w:val="1"/>
-      <w:numFmt w:val="decimal"/>
-      <w:lvlText w:val="%6."/>
-      <w:lvlJc w:val="left"/>
-      <w:pPr>
-        <w:ind w:left="4320" w:hanging="480"/>
-      </w:pPr>
-    </w:lvl>
-    <w:lvl w:ilvl="6">
-      <w:start w:val="1"/>
-      <w:numFmt w:val="decimal"/>
-      <w:lvlText w:val="%7."/>
-      <w:lvlJc w:val="left"/>
-      <w:pPr>
-        <w:ind w:left="5040" w:hanging="480"/>
-      </w:pPr>
-    </w:lvl>
-    <w:lvl w:ilvl="7">
-      <w:start w:val="1"/>
-      <w:numFmt w:val="decimal"/>
-      <w:lvlText w:val="%8."/>
-      <w:lvlJc w:val="left"/>
-      <w:pPr>
-        <w:ind w:left="5760" w:hanging="480"/>
-      </w:pPr>
-    </w:lvl>
-    <w:lvl w:ilvl="8">
-      <w:start w:val="1"/>
-      <w:numFmt w:val="decimal"/>
-      <w:lvlText w:val="%9."/>
-      <w:lvlJc w:val="left"/>
-      <w:pPr>
-        <w:ind w:left="6480" w:hanging="480"/>
-      </w:pPr>
-    </w:lvl>
-  </w:abstractNum>
-  <w:abstractNum w:abstractNumId="994116">
-    <w:nsid w:val="A994116"/>
-    <w:multiLevelType w:val="multilevel"/>
-    <w:lvl w:ilvl="0">
-      <w:start w:val="16"/>
-      <w:numFmt w:val="decimal"/>
-      <w:lvlText w:val="%1."/>
-      <w:lvlJc w:val="left"/>
-      <w:pPr>
-        <w:ind w:left="720" w:hanging="480"/>
-      </w:pPr>
-    </w:lvl>
-    <w:lvl w:ilvl="1">
-      <w:start w:val="16"/>
-      <w:numFmt w:val="decimal"/>
-      <w:lvlText w:val="%2."/>
-      <w:lvlJc w:val="left"/>
-      <w:pPr>
-        <w:ind w:left="1440" w:hanging="480"/>
-      </w:pPr>
-    </w:lvl>
-    <w:lvl w:ilvl="2">
-      <w:start w:val="16"/>
-      <w:numFmt w:val="decimal"/>
-      <w:lvlText w:val="%3."/>
-      <w:lvlJc w:val="left"/>
-      <w:pPr>
-        <w:ind w:left="2160" w:hanging="480"/>
-      </w:pPr>
-    </w:lvl>
-    <w:lvl w:ilvl="3">
-      <w:start w:val="16"/>
-      <w:numFmt w:val="decimal"/>
-      <w:lvlText w:val="%4."/>
-      <w:lvlJc w:val="left"/>
-      <w:pPr>
-        <w:ind w:left="2880" w:hanging="480"/>
-      </w:pPr>
-    </w:lvl>
-    <w:lvl w:ilvl="4">
-      <w:start w:val="16"/>
-      <w:numFmt w:val="decimal"/>
-      <w:lvlText w:val="%5."/>
-      <w:lvlJc w:val="left"/>
-      <w:pPr>
-        <w:ind w:left="3600" w:hanging="480"/>
-      </w:pPr>
-    </w:lvl>
-    <w:lvl w:ilvl="5">
-      <w:start w:val="16"/>
-      <w:numFmt w:val="decimal"/>
-      <w:lvlText w:val="%6."/>
-      <w:lvlJc w:val="left"/>
-      <w:pPr>
-        <w:ind w:left="4320" w:hanging="480"/>
-      </w:pPr>
-    </w:lvl>
-    <w:lvl w:ilvl="6">
-      <w:start w:val="16"/>
-      <w:numFmt w:val="decimal"/>
-      <w:lvlText w:val="%7."/>
-      <w:lvlJc w:val="left"/>
-      <w:pPr>
-        <w:ind w:left="5040" w:hanging="480"/>
-      </w:pPr>
-    </w:lvl>
-    <w:lvl w:ilvl="7">
-      <w:start w:val="16"/>
-      <w:numFmt w:val="decimal"/>
-      <w:lvlText w:val="%8."/>
-      <w:lvlJc w:val="left"/>
-      <w:pPr>
-        <w:ind w:left="5760" w:hanging="480"/>
-      </w:pPr>
-    </w:lvl>
-    <w:lvl w:ilvl="8">
-      <w:start w:val="16"/>
-      <w:numFmt w:val="decimal"/>
-      <w:lvlText w:val="%9."/>
-      <w:lvlJc w:val="left"/>
-      <w:pPr>
-        <w:ind w:left="6480" w:hanging="480"/>
-      </w:pPr>
-    </w:lvl>
-  </w:abstractNum>
-  <w:abstractNum w:abstractNumId="994151">
-    <w:nsid w:val="A994151"/>
-    <w:multiLevelType w:val="multilevel"/>
-    <w:lvl w:ilvl="0">
-      <w:start w:val="51"/>
-      <w:numFmt w:val="decimal"/>
-      <w:lvlText w:val="%1."/>
-      <w:lvlJc w:val="left"/>
-      <w:pPr>
-        <w:ind w:left="720" w:hanging="480"/>
-      </w:pPr>
-    </w:lvl>
-    <w:lvl w:ilvl="1">
-      <w:start w:val="51"/>
-      <w:numFmt w:val="decimal"/>
-      <w:lvlText w:val="%2."/>
-      <w:lvlJc w:val="left"/>
-      <w:pPr>
-        <w:ind w:left="1440" w:hanging="480"/>
-      </w:pPr>
-    </w:lvl>
-    <w:lvl w:ilvl="2">
-      <w:start w:val="51"/>
-      <w:numFmt w:val="decimal"/>
-      <w:lvlText w:val="%3."/>
-      <w:lvlJc w:val="left"/>
-      <w:pPr>
-        <w:ind w:left="2160" w:hanging="480"/>
-      </w:pPr>
-    </w:lvl>
-    <w:lvl w:ilvl="3">
-      <w:start w:val="51"/>
-      <w:numFmt w:val="decimal"/>
-      <w:lvlText w:val="%4."/>
-      <w:lvlJc w:val="left"/>
-      <w:pPr>
-        <w:ind w:left="2880" w:hanging="480"/>
-      </w:pPr>
-    </w:lvl>
-    <w:lvl w:ilvl="4">
-      <w:start w:val="51"/>
-      <w:numFmt w:val="decimal"/>
-      <w:lvlText w:val="%5."/>
-      <w:lvlJc w:val="left"/>
-      <w:pPr>
-        <w:ind w:left="3600" w:hanging="480"/>
-      </w:pPr>
-    </w:lvl>
-    <w:lvl w:ilvl="5">
-      <w:start w:val="51"/>
-      <w:numFmt w:val="decimal"/>
-      <w:lvlText w:val="%6."/>
-      <w:lvlJc w:val="left"/>
-      <w:pPr>
-        <w:ind w:left="4320" w:hanging="480"/>
-      </w:pPr>
-    </w:lvl>
-    <w:lvl w:ilvl="6">
-      <w:start w:val="51"/>
-      <w:numFmt w:val="decimal"/>
-      <w:lvlText w:val="%7."/>
-      <w:lvlJc w:val="left"/>
-      <w:pPr>
-        <w:ind w:left="5040" w:hanging="480"/>
-      </w:pPr>
-    </w:lvl>
-    <w:lvl w:ilvl="7">
-      <w:start w:val="51"/>
-      <w:numFmt w:val="decimal"/>
-      <w:lvlText w:val="%8."/>
-      <w:lvlJc w:val="left"/>
-      <w:pPr>
-        <w:ind w:left="5760" w:hanging="480"/>
-      </w:pPr>
-    </w:lvl>
-    <w:lvl w:ilvl="8">
-      <w:start w:val="51"/>
-      <w:numFmt w:val="decimal"/>
-      <w:lvlText w:val="%9."/>
-      <w:lvlJc w:val="left"/>
-      <w:pPr>
-        <w:ind w:left="6480" w:hanging="480"/>
-      </w:pPr>
-    </w:lvl>
-  </w:abstractNum>
-  <w:abstractNum w:abstractNumId="994181">
-    <w:nsid w:val="A994181"/>
-    <w:multiLevelType w:val="multilevel"/>
-    <w:lvl w:ilvl="0">
-      <w:start w:val="81"/>
-      <w:numFmt w:val="decimal"/>
-      <w:lvlText w:val="%1."/>
-      <w:lvlJc w:val="left"/>
-      <w:pPr>
-        <w:ind w:left="720" w:hanging="480"/>
-      </w:pPr>
-    </w:lvl>
-    <w:lvl w:ilvl="1">
-      <w:start w:val="81"/>
-      <w:numFmt w:val="decimal"/>
-      <w:lvlText w:val="%2."/>
-      <w:lvlJc w:val="left"/>
-      <w:pPr>
-        <w:ind w:left="1440" w:hanging="480"/>
-      </w:pPr>
-    </w:lvl>
-    <w:lvl w:ilvl="2">
-      <w:start w:val="81"/>
-      <w:numFmt w:val="decimal"/>
-      <w:lvlText w:val="%3."/>
-      <w:lvlJc w:val="left"/>
-      <w:pPr>
-        <w:ind w:left="2160" w:hanging="480"/>
-      </w:pPr>
-    </w:lvl>
-    <w:lvl w:ilvl="3">
-      <w:start w:val="81"/>
-      <w:numFmt w:val="decimal"/>
-      <w:lvlText w:val="%4."/>
-      <w:lvlJc w:val="left"/>
-      <w:pPr>
-        <w:ind w:left="2880" w:hanging="480"/>
-      </w:pPr>
-    </w:lvl>
-    <w:lvl w:ilvl="4">
-      <w:start w:val="81"/>
-      <w:numFmt w:val="decimal"/>
-      <w:lvlText w:val="%5."/>
-      <w:lvlJc w:val="left"/>
-      <w:pPr>
-        <w:ind w:left="3600" w:hanging="480"/>
-      </w:pPr>
-    </w:lvl>
-    <w:lvl w:ilvl="5">
-      <w:start w:val="81"/>
-      <w:numFmt w:val="decimal"/>
-      <w:lvlText w:val="%6."/>
-      <w:lvlJc w:val="left"/>
-      <w:pPr>
-        <w:ind w:left="4320" w:hanging="480"/>
-      </w:pPr>
-    </w:lvl>
-    <w:lvl w:ilvl="6">
-      <w:start w:val="81"/>
-      <w:numFmt w:val="decimal"/>
-      <w:lvlText w:val="%7."/>
-      <w:lvlJc w:val="left"/>
-      <w:pPr>
-        <w:ind w:left="5040" w:hanging="480"/>
-      </w:pPr>
-    </w:lvl>
-    <w:lvl w:ilvl="7">
-      <w:start w:val="81"/>
-      <w:numFmt w:val="decimal"/>
-      <w:lvlText w:val="%8."/>
-      <w:lvlJc w:val="left"/>
-      <w:pPr>
-        <w:ind w:left="5760" w:hanging="480"/>
-      </w:pPr>
-    </w:lvl>
-    <w:lvl w:ilvl="8">
-      <w:start w:val="81"/>
-      <w:numFmt w:val="decimal"/>
-      <w:lvlText w:val="%9."/>
-      <w:lvlJc w:val="left"/>
-      <w:pPr>
-        <w:ind w:left="6480" w:hanging="480"/>
-      </w:pPr>
-    </w:lvl>
-  </w:abstractNum>
-  <w:abstractNum w:abstractNumId="9941106">
-    <w:nsid w:val="A9941106"/>
-    <w:multiLevelType w:val="multilevel"/>
-    <w:lvl w:ilvl="0">
-      <w:start w:val="106"/>
-      <w:numFmt w:val="decimal"/>
-      <w:lvlText w:val="%1."/>
-      <w:lvlJc w:val="left"/>
-      <w:pPr>
-        <w:ind w:left="720" w:hanging="480"/>
-      </w:pPr>
-    </w:lvl>
-    <w:lvl w:ilvl="1">
-      <w:start w:val="106"/>
-      <w:numFmt w:val="decimal"/>
-      <w:lvlText w:val="%2."/>
-      <w:lvlJc w:val="left"/>
-      <w:pPr>
-        <w:ind w:left="1440" w:hanging="480"/>
-      </w:pPr>
-    </w:lvl>
-    <w:lvl w:ilvl="2">
-      <w:start w:val="106"/>
-      <w:numFmt w:val="decimal"/>
-      <w:lvlText w:val="%3."/>
-      <w:lvlJc w:val="left"/>
-      <w:pPr>
-        <w:ind w:left="2160" w:hanging="480"/>
-      </w:pPr>
-    </w:lvl>
-    <w:lvl w:ilvl="3">
-      <w:start w:val="106"/>
-      <w:numFmt w:val="decimal"/>
-      <w:lvlText w:val="%4."/>
-      <w:lvlJc w:val="left"/>
-      <w:pPr>
-        <w:ind w:left="2880" w:hanging="480"/>
-      </w:pPr>
-    </w:lvl>
-    <w:lvl w:ilvl="4">
-      <w:start w:val="106"/>
-      <w:numFmt w:val="decimal"/>
-      <w:lvlText w:val="%5."/>
-      <w:lvlJc w:val="left"/>
-      <w:pPr>
-        <w:ind w:left="3600" w:hanging="480"/>
-      </w:pPr>
-    </w:lvl>
-    <w:lvl w:ilvl="5">
-      <w:start w:val="106"/>
-      <w:numFmt w:val="decimal"/>
-      <w:lvlText w:val="%6."/>
-      <w:lvlJc w:val="left"/>
-      <w:pPr>
-        <w:ind w:left="4320" w:hanging="480"/>
-      </w:pPr>
-    </w:lvl>
-    <w:lvl w:ilvl="6">
-      <w:start w:val="106"/>
-      <w:numFmt w:val="decimal"/>
-      <w:lvlText w:val="%7."/>
-      <w:lvlJc w:val="left"/>
-      <w:pPr>
-        <w:ind w:left="5040" w:hanging="480"/>
-      </w:pPr>
-    </w:lvl>
-    <w:lvl w:ilvl="7">
-      <w:start w:val="106"/>
-      <w:numFmt w:val="decimal"/>
-      <w:lvlText w:val="%8."/>
-      <w:lvlJc w:val="left"/>
-      <w:pPr>
-        <w:ind w:left="5760" w:hanging="480"/>
-      </w:pPr>
-    </w:lvl>
-    <w:lvl w:ilvl="8">
-      <w:start w:val="106"/>
-      <w:numFmt w:val="decimal"/>
-      <w:lvlText w:val="%9."/>
-      <w:lvlJc w:val="left"/>
-      <w:pPr>
-        <w:ind w:left="6480" w:hanging="480"/>
-      </w:pPr>
-    </w:lvl>
-  </w:abstractNum>
   <w:num w:numId="1000">
     <w:abstractNumId w:val="990"/>
-  </w:num>
-  <w:num w:numId="1001">
-    <w:abstractNumId w:val="99411"/>
-    <w:lvlOverride w:ilvl="0">
-      <w:startOverride w:val="1"/>
-    </w:lvlOverride>
-    <w:lvlOverride w:ilvl="1">
-      <w:startOverride w:val="1"/>
-    </w:lvlOverride>
-    <w:lvlOverride w:ilvl="2">
-      <w:startOverride w:val="1"/>
-    </w:lvlOverride>
-    <w:lvlOverride w:ilvl="3">
-      <w:startOverride w:val="1"/>
-    </w:lvlOverride>
-    <w:lvlOverride w:ilvl="4">
-      <w:startOverride w:val="1"/>
-    </w:lvlOverride>
-    <w:lvlOverride w:ilvl="5">
-      <w:startOverride w:val="1"/>
-    </w:lvlOverride>
-    <w:lvlOverride w:ilvl="6">
-      <w:startOverride w:val="1"/>
-    </w:lvlOverride>
-    <w:lvlOverride w:ilvl="7">
-      <w:startOverride w:val="1"/>
-    </w:lvlOverride>
-    <w:lvlOverride w:ilvl="8">
-      <w:startOverride w:val="1"/>
-    </w:lvlOverride>
-  </w:num>
-  <w:num w:numId="1002">
-    <w:abstractNumId w:val="994116"/>
-    <w:lvlOverride w:ilvl="0">
-      <w:startOverride w:val="16"/>
-    </w:lvlOverride>
-    <w:lvlOverride w:ilvl="1">
-      <w:startOverride w:val="16"/>
-    </w:lvlOverride>
-    <w:lvlOverride w:ilvl="2">
-      <w:startOverride w:val="16"/>
-    </w:lvlOverride>
-    <w:lvlOverride w:ilvl="3">
-      <w:startOverride w:val="16"/>
-    </w:lvlOverride>
-    <w:lvlOverride w:ilvl="4">
-      <w:startOverride w:val="16"/>
-    </w:lvlOverride>
-    <w:lvlOverride w:ilvl="5">
-      <w:startOverride w:val="16"/>
-    </w:lvlOverride>
-    <w:lvlOverride w:ilvl="6">
-      <w:startOverride w:val="16"/>
-    </w:lvlOverride>
-    <w:lvlOverride w:ilvl="7">
-      <w:startOverride w:val="16"/>
-    </w:lvlOverride>
-    <w:lvlOverride w:ilvl="8">
-      <w:startOverride w:val="16"/>
-    </w:lvlOverride>
-  </w:num>
-  <w:num w:numId="1003">
-    <w:abstractNumId w:val="994151"/>
-    <w:lvlOverride w:ilvl="0">
-      <w:startOverride w:val="51"/>
-    </w:lvlOverride>
-    <w:lvlOverride w:ilvl="1">
-      <w:startOverride w:val="51"/>
-    </w:lvlOverride>
-    <w:lvlOverride w:ilvl="2">
-      <w:startOverride w:val="51"/>
-    </w:lvlOverride>
-    <w:lvlOverride w:ilvl="3">
-      <w:startOverride w:val="51"/>
-    </w:lvlOverride>
-    <w:lvlOverride w:ilvl="4">
-      <w:startOverride w:val="51"/>
-    </w:lvlOverride>
-    <w:lvlOverride w:ilvl="5">
-      <w:startOverride w:val="51"/>
-    </w:lvlOverride>
-    <w:lvlOverride w:ilvl="6">
-      <w:startOverride w:val="51"/>
-    </w:lvlOverride>
-    <w:lvlOverride w:ilvl="7">
-      <w:startOverride w:val="51"/>
-    </w:lvlOverride>
-    <w:lvlOverride w:ilvl="8">
-      <w:startOverride w:val="51"/>
-    </w:lvlOverride>
-  </w:num>
-  <w:num w:numId="1004">
-    <w:abstractNumId w:val="994181"/>
-    <w:lvlOverride w:ilvl="0">
-      <w:startOverride w:val="81"/>
-    </w:lvlOverride>
-    <w:lvlOverride w:ilvl="1">
-      <w:startOverride w:val="81"/>
-    </w:lvlOverride>
-    <w:lvlOverride w:ilvl="2">
-      <w:startOverride w:val="81"/>
-    </w:lvlOverride>
-    <w:lvlOverride w:ilvl="3">
-      <w:startOverride w:val="81"/>
-    </w:lvlOverride>
-    <w:lvlOverride w:ilvl="4">
-      <w:startOverride w:val="81"/>
-    </w:lvlOverride>
-    <w:lvlOverride w:ilvl="5">
-      <w:startOverride w:val="81"/>
-    </w:lvlOverride>
-    <w:lvlOverride w:ilvl="6">
-      <w:startOverride w:val="81"/>
-    </w:lvlOverride>
-    <w:lvlOverride w:ilvl="7">
-      <w:startOverride w:val="81"/>
-    </w:lvlOverride>
-    <w:lvlOverride w:ilvl="8">
-      <w:startOverride w:val="81"/>
-    </w:lvlOverride>
-  </w:num>
-  <w:num w:numId="1005">
-    <w:abstractNumId w:val="9941106"/>
-    <w:lvlOverride w:ilvl="0">
-      <w:startOverride w:val="106"/>
-    </w:lvlOverride>
-    <w:lvlOverride w:ilvl="1">
-      <w:startOverride w:val="106"/>
-    </w:lvlOverride>
-    <w:lvlOverride w:ilvl="2">
-      <w:startOverride w:val="106"/>
-    </w:lvlOverride>
-    <w:lvlOverride w:ilvl="3">
-      <w:startOverride w:val="106"/>
-    </w:lvlOverride>
-    <w:lvlOverride w:ilvl="4">
-      <w:startOverride w:val="106"/>
-    </w:lvlOverride>
-    <w:lvlOverride w:ilvl="5">
-      <w:startOverride w:val="106"/>
-    </w:lvlOverride>
-    <w:lvlOverride w:ilvl="6">
-      <w:startOverride w:val="106"/>
-    </w:lvlOverride>
-    <w:lvlOverride w:ilvl="7">
-      <w:startOverride w:val="106"/>
-    </w:lvlOverride>
-    <w:lvlOverride w:ilvl="8">
-      <w:startOverride w:val="106"/>
-    </w:lvlOverride>
   </w:num>
 </w:numbering>
 </file>
